--- a/系統文件/第5章/5-2需求清單.docx
+++ b/系統文件/第5章/5-2需求清單.docx
@@ -5,7 +5,6 @@
     <w:p>
       <w:pPr>
         <w:rPr>
-          <w:rFonts w:hint="eastAsia"/>
           <w:b/>
           <w:bCs/>
           <w:sz w:val="36"/>
@@ -92,7 +91,6 @@
             <w:pPr>
               <w:jc w:val="center"/>
               <w:rPr>
-                <w:rFonts w:hint="eastAsia"/>
                 <w:color w:val="000000" w:themeColor="text1"/>
                 <w:sz w:val="30"/>
                 <w:szCs w:val="30"/>
@@ -117,7 +115,6 @@
             <w:pPr>
               <w:jc w:val="center"/>
               <w:rPr>
-                <w:rFonts w:hint="eastAsia"/>
                 <w:color w:val="000000" w:themeColor="text1"/>
                 <w:sz w:val="30"/>
                 <w:szCs w:val="30"/>
@@ -142,7 +139,6 @@
             <w:pPr>
               <w:jc w:val="center"/>
               <w:rPr>
-                <w:rFonts w:hint="eastAsia"/>
                 <w:color w:val="000000" w:themeColor="text1"/>
                 <w:sz w:val="30"/>
                 <w:szCs w:val="30"/>
@@ -172,7 +168,6 @@
             <w:pPr>
               <w:jc w:val="center"/>
               <w:rPr>
-                <w:rFonts w:hint="eastAsia"/>
                 <w:color w:val="000000" w:themeColor="text1"/>
                 <w:sz w:val="30"/>
                 <w:szCs w:val="30"/>
@@ -197,7 +192,6 @@
             <w:pPr>
               <w:jc w:val="center"/>
               <w:rPr>
-                <w:rFonts w:hint="eastAsia"/>
                 <w:color w:val="000000" w:themeColor="text1"/>
                 <w:sz w:val="30"/>
                 <w:szCs w:val="30"/>
@@ -359,7 +353,6 @@
               </w:numPr>
               <w:ind w:leftChars="0"/>
               <w:rPr>
-                <w:rFonts w:hint="eastAsia"/>
                 <w:color w:val="000000" w:themeColor="text1"/>
                 <w:sz w:val="30"/>
                 <w:szCs w:val="30"/>
@@ -373,6 +366,203 @@
                 <w:szCs w:val="30"/>
               </w:rPr>
               <w:t>提供刪除帳號功能，並清除個人所有資料</w:t>
+            </w:r>
+          </w:p>
+        </w:tc>
+      </w:tr>
+      <w:tr>
+        <w:trPr>
+          <w:trHeight w:val="3969"/>
+        </w:trPr>
+        <w:tc>
+          <w:tcPr>
+            <w:tcW w:w="1129" w:type="dxa"/>
+          </w:tcPr>
+          <w:p>
+            <w:pPr>
+              <w:jc w:val="center"/>
+              <w:rPr>
+                <w:color w:val="000000" w:themeColor="text1"/>
+                <w:sz w:val="30"/>
+                <w:szCs w:val="30"/>
+              </w:rPr>
+            </w:pPr>
+            <w:r>
+              <w:rPr>
+                <w:rFonts w:hint="eastAsia"/>
+                <w:color w:val="000000" w:themeColor="text1"/>
+                <w:sz w:val="30"/>
+                <w:szCs w:val="30"/>
+              </w:rPr>
+              <w:t>A02</w:t>
+            </w:r>
+          </w:p>
+        </w:tc>
+        <w:tc>
+          <w:tcPr>
+            <w:tcW w:w="2127" w:type="dxa"/>
+          </w:tcPr>
+          <w:p>
+            <w:pPr>
+              <w:jc w:val="center"/>
+              <w:rPr>
+                <w:color w:val="000000" w:themeColor="text1"/>
+                <w:sz w:val="30"/>
+                <w:szCs w:val="30"/>
+              </w:rPr>
+            </w:pPr>
+            <w:r>
+              <w:rPr>
+                <w:rFonts w:hint="eastAsia"/>
+                <w:color w:val="000000" w:themeColor="text1"/>
+                <w:sz w:val="30"/>
+                <w:szCs w:val="30"/>
+              </w:rPr>
+              <w:t>拍照學習</w:t>
+            </w:r>
+          </w:p>
+        </w:tc>
+        <w:tc>
+          <w:tcPr>
+            <w:tcW w:w="5040" w:type="dxa"/>
+          </w:tcPr>
+          <w:p>
+            <w:pPr>
+              <w:pStyle w:val="a4"/>
+              <w:numPr>
+                <w:ilvl w:val="0"/>
+                <w:numId w:val="2"/>
+              </w:numPr>
+              <w:ind w:leftChars="0"/>
+              <w:rPr>
+                <w:color w:val="000000" w:themeColor="text1"/>
+                <w:sz w:val="30"/>
+                <w:szCs w:val="30"/>
+              </w:rPr>
+            </w:pPr>
+            <w:r>
+              <w:rPr>
+                <w:rFonts w:hint="eastAsia"/>
+                <w:color w:val="000000" w:themeColor="text1"/>
+                <w:sz w:val="30"/>
+                <w:szCs w:val="30"/>
+              </w:rPr>
+              <w:t>使用者可透過相機拍攝場景照片</w:t>
+            </w:r>
+          </w:p>
+          <w:p>
+            <w:pPr>
+              <w:pStyle w:val="a4"/>
+              <w:numPr>
+                <w:ilvl w:val="0"/>
+                <w:numId w:val="2"/>
+              </w:numPr>
+              <w:ind w:leftChars="0"/>
+              <w:rPr>
+                <w:color w:val="000000" w:themeColor="text1"/>
+                <w:sz w:val="30"/>
+                <w:szCs w:val="30"/>
+              </w:rPr>
+            </w:pPr>
+            <w:r>
+              <w:rPr>
+                <w:rFonts w:hint="eastAsia"/>
+                <w:color w:val="000000" w:themeColor="text1"/>
+                <w:sz w:val="30"/>
+                <w:szCs w:val="30"/>
+              </w:rPr>
+              <w:t>系統透過</w:t>
+            </w:r>
+            <w:r>
+              <w:rPr>
+                <w:rFonts w:hint="eastAsia"/>
+                <w:color w:val="000000" w:themeColor="text1"/>
+                <w:sz w:val="30"/>
+                <w:szCs w:val="30"/>
+              </w:rPr>
+              <w:t xml:space="preserve"> AI </w:t>
+            </w:r>
+            <w:r>
+              <w:rPr>
+                <w:rFonts w:hint="eastAsia"/>
+                <w:color w:val="000000" w:themeColor="text1"/>
+                <w:sz w:val="30"/>
+                <w:szCs w:val="30"/>
+              </w:rPr>
+              <w:t>自動辨識場景</w:t>
+            </w:r>
+          </w:p>
+          <w:p>
+            <w:pPr>
+              <w:pStyle w:val="a4"/>
+              <w:numPr>
+                <w:ilvl w:val="0"/>
+                <w:numId w:val="2"/>
+              </w:numPr>
+              <w:ind w:leftChars="0"/>
+              <w:rPr>
+                <w:color w:val="000000" w:themeColor="text1"/>
+                <w:sz w:val="30"/>
+                <w:szCs w:val="30"/>
+              </w:rPr>
+            </w:pPr>
+            <w:r>
+              <w:rPr>
+                <w:rFonts w:hint="eastAsia"/>
+                <w:color w:val="000000" w:themeColor="text1"/>
+                <w:sz w:val="30"/>
+                <w:szCs w:val="30"/>
+              </w:rPr>
+              <w:t>根據場景生成相關日文單字</w:t>
+            </w:r>
+          </w:p>
+          <w:p>
+            <w:pPr>
+              <w:pStyle w:val="a4"/>
+              <w:numPr>
+                <w:ilvl w:val="0"/>
+                <w:numId w:val="2"/>
+              </w:numPr>
+              <w:ind w:leftChars="0"/>
+              <w:rPr>
+                <w:color w:val="000000" w:themeColor="text1"/>
+                <w:sz w:val="30"/>
+                <w:szCs w:val="30"/>
+              </w:rPr>
+            </w:pPr>
+            <w:r>
+              <w:rPr>
+                <w:rFonts w:hint="eastAsia"/>
+                <w:color w:val="000000" w:themeColor="text1"/>
+                <w:sz w:val="30"/>
+                <w:szCs w:val="30"/>
+              </w:rPr>
+              <w:t>顯示單字漢字、假名、中文意思</w:t>
+            </w:r>
+          </w:p>
+          <w:p>
+            <w:pPr>
+              <w:pStyle w:val="a4"/>
+              <w:numPr>
+                <w:ilvl w:val="0"/>
+                <w:numId w:val="2"/>
+              </w:numPr>
+              <w:ind w:leftChars="0"/>
+              <w:rPr>
+                <w:rFonts w:hint="eastAsia"/>
+                <w:color w:val="000000" w:themeColor="text1"/>
+                <w:sz w:val="30"/>
+                <w:szCs w:val="30"/>
+              </w:rPr>
+            </w:pPr>
+            <w:r>
+              <w:rPr>
+                <w:rFonts w:hint="eastAsia"/>
+                <w:color w:val="000000" w:themeColor="text1"/>
+                <w:sz w:val="30"/>
+                <w:szCs w:val="30"/>
+              </w:rPr>
+              <w:t>支援根據使用者日文等級提供分級例句</w:t>
             </w:r>
           </w:p>
         </w:tc>
@@ -385,21 +575,11 @@
           <w:p>
             <w:pPr>
               <w:rPr>
-                <w:rFonts w:hint="eastAsia"/>
-                <w:color w:val="000000" w:themeColor="text1"/>
-                <w:sz w:val="30"/>
-                <w:szCs w:val="30"/>
-              </w:rPr>
-            </w:pPr>
-            <w:r>
-              <w:rPr>
-                <w:rFonts w:hint="eastAsia"/>
-                <w:color w:val="000000" w:themeColor="text1"/>
-                <w:sz w:val="30"/>
-                <w:szCs w:val="30"/>
-              </w:rPr>
-              <w:t>A02</w:t>
-            </w:r>
+                <w:color w:val="000000" w:themeColor="text1"/>
+                <w:sz w:val="30"/>
+                <w:szCs w:val="30"/>
+              </w:rPr>
+            </w:pPr>
           </w:p>
         </w:tc>
         <w:tc>
@@ -409,7 +589,6 @@
           <w:p>
             <w:pPr>
               <w:rPr>
-                <w:rFonts w:hint="eastAsia"/>
                 <w:color w:val="000000" w:themeColor="text1"/>
                 <w:sz w:val="30"/>
                 <w:szCs w:val="30"/>
@@ -424,7 +603,6 @@
           <w:p>
             <w:pPr>
               <w:rPr>
-                <w:rFonts w:hint="eastAsia"/>
                 <w:color w:val="000000" w:themeColor="text1"/>
                 <w:sz w:val="30"/>
                 <w:szCs w:val="30"/>
@@ -441,7 +619,6 @@
           <w:p>
             <w:pPr>
               <w:rPr>
-                <w:rFonts w:hint="eastAsia"/>
                 <w:color w:val="000000" w:themeColor="text1"/>
                 <w:sz w:val="30"/>
                 <w:szCs w:val="30"/>
@@ -456,7 +633,6 @@
           <w:p>
             <w:pPr>
               <w:rPr>
-                <w:rFonts w:hint="eastAsia"/>
                 <w:color w:val="000000" w:themeColor="text1"/>
                 <w:sz w:val="30"/>
                 <w:szCs w:val="30"/>
@@ -471,54 +647,6 @@
           <w:p>
             <w:pPr>
               <w:rPr>
-                <w:rFonts w:hint="eastAsia"/>
-                <w:color w:val="000000" w:themeColor="text1"/>
-                <w:sz w:val="30"/>
-                <w:szCs w:val="30"/>
-              </w:rPr>
-            </w:pPr>
-          </w:p>
-        </w:tc>
-      </w:tr>
-      <w:tr>
-        <w:tc>
-          <w:tcPr>
-            <w:tcW w:w="1129" w:type="dxa"/>
-          </w:tcPr>
-          <w:p>
-            <w:pPr>
-              <w:rPr>
-                <w:rFonts w:hint="eastAsia"/>
-                <w:color w:val="000000" w:themeColor="text1"/>
-                <w:sz w:val="30"/>
-                <w:szCs w:val="30"/>
-              </w:rPr>
-            </w:pPr>
-          </w:p>
-        </w:tc>
-        <w:tc>
-          <w:tcPr>
-            <w:tcW w:w="2127" w:type="dxa"/>
-          </w:tcPr>
-          <w:p>
-            <w:pPr>
-              <w:rPr>
-                <w:rFonts w:hint="eastAsia"/>
-                <w:color w:val="000000" w:themeColor="text1"/>
-                <w:sz w:val="30"/>
-                <w:szCs w:val="30"/>
-              </w:rPr>
-            </w:pPr>
-          </w:p>
-        </w:tc>
-        <w:tc>
-          <w:tcPr>
-            <w:tcW w:w="5040" w:type="dxa"/>
-          </w:tcPr>
-          <w:p>
-            <w:pPr>
-              <w:rPr>
-                <w:rFonts w:hint="eastAsia"/>
                 <w:color w:val="000000" w:themeColor="text1"/>
                 <w:sz w:val="30"/>
                 <w:szCs w:val="30"/>
@@ -531,7 +659,6 @@
     <w:p>
       <w:pPr>
         <w:rPr>
-          <w:rFonts w:hint="eastAsia"/>
           <w:color w:val="000000" w:themeColor="text1"/>
           <w:sz w:val="30"/>
           <w:szCs w:val="30"/>
@@ -551,6 +678,119 @@
 <file path=word/numbering.xml><?xml version="1.0" encoding="utf-8"?>
 <w:numbering xmlns:wpc="http://schemas.microsoft.com/office/word/2010/wordprocessingCanvas" xmlns:cx="http://schemas.microsoft.com/office/drawing/2014/chartex" xmlns:cx1="http://schemas.microsoft.com/office/drawing/2015/9/8/chartex" xmlns:cx2="http://schemas.microsoft.com/office/drawing/2015/10/21/chartex" xmlns:cx3="http://schemas.microsoft.com/office/drawing/2016/5/9/chartex" xmlns:cx4="http://schemas.microsoft.com/office/drawing/2016/5/10/chartex" xmlns:cx5="http://schemas.microsoft.com/office/drawing/2016/5/11/chartex" xmlns:cx6="http://schemas.microsoft.com/office/drawing/2016/5/12/chartex" xmlns:cx7="http://schemas.microsoft.com/office/drawing/2016/5/13/chartex" xmlns:cx8="http://schemas.microsoft.com/office/drawing/2016/5/14/chartex" xmlns:mc="http://schemas.openxmlformats.org/markup-compatibility/2006" xmlns:aink="http://schemas.microsoft.com/office/drawing/2016/ink" xmlns:am3d="http://schemas.microsoft.com/office/drawing/2017/model3d" xmlns:o="urn:schemas-microsoft-com:office:office" xmlns:r="http://schemas.openxmlformats.org/officeDocument/2006/relationships" xmlns:m="http://schemas.openxmlformats.org/officeDocument/2006/math" xmlns:v="urn:schemas-microsoft-com:vml" xmlns:wp14="http://schemas.microsoft.com/office/word/2010/wordprocessingDrawing" xmlns:wp="http://schemas.openxmlformats.org/drawingml/2006/wordprocessingDrawing" xmlns:w10="urn:schemas-microsoft-com:office:word" xmlns:w="http://schemas.openxmlformats.org/wordprocessingml/2006/main" xmlns:w14="http://schemas.microsoft.com/office/word/2010/wordml" xmlns:w15="http://schemas.microsoft.com/office/word/2012/wordml" xmlns:w16cex="http://schemas.microsoft.com/office/word/2018/wordml/cex" xmlns:w16cid="http://schemas.microsoft.com/office/word/2016/wordml/cid" xmlns:w16="http://schemas.microsoft.com/office/word/2018/wordml" xmlns:w16sdtdh="http://schemas.microsoft.com/office/word/2020/wordml/sdtdatahash" xmlns:w16se="http://schemas.microsoft.com/office/word/2015/wordml/symex" xmlns:wpg="http://schemas.microsoft.com/office/word/2010/wordprocessingGroup" xmlns:wpi="http://schemas.microsoft.com/office/word/2010/wordprocessingInk" xmlns:wne="http://schemas.microsoft.com/office/word/2006/wordml" xmlns:wps="http://schemas.microsoft.com/office/word/2010/wordprocessingShape" mc:Ignorable="w14 w15 w16se w16cid w16 w16cex w16sdtdh wp14">
   <w:abstractNum w:abstractNumId="0" w15:restartNumberingAfterBreak="0">
+    <w:nsid w:val="193F42F1"/>
+    <w:multiLevelType w:val="hybridMultilevel"/>
+    <w:tmpl w:val="D252294E"/>
+    <w:lvl w:ilvl="0" w:tplc="3C166F56">
+      <w:start w:val="1"/>
+      <w:numFmt w:val="bullet"/>
+      <w:lvlText w:val=""/>
+      <w:lvlJc w:val="left"/>
+      <w:pPr>
+        <w:ind w:left="480" w:hanging="480"/>
+      </w:pPr>
+      <w:rPr>
+        <w:rFonts w:ascii="Wingdings" w:hAnsi="Wingdings" w:hint="default"/>
+      </w:rPr>
+    </w:lvl>
+    <w:lvl w:ilvl="1" w:tplc="04090003" w:tentative="1">
+      <w:start w:val="1"/>
+      <w:numFmt w:val="bullet"/>
+      <w:lvlText w:val=""/>
+      <w:lvlJc w:val="left"/>
+      <w:pPr>
+        <w:ind w:left="960" w:hanging="480"/>
+      </w:pPr>
+      <w:rPr>
+        <w:rFonts w:ascii="Wingdings" w:hAnsi="Wingdings" w:hint="default"/>
+      </w:rPr>
+    </w:lvl>
+    <w:lvl w:ilvl="2" w:tplc="04090005" w:tentative="1">
+      <w:start w:val="1"/>
+      <w:numFmt w:val="bullet"/>
+      <w:lvlText w:val=""/>
+      <w:lvlJc w:val="left"/>
+      <w:pPr>
+        <w:ind w:left="1440" w:hanging="480"/>
+      </w:pPr>
+      <w:rPr>
+        <w:rFonts w:ascii="Wingdings" w:hAnsi="Wingdings" w:hint="default"/>
+      </w:rPr>
+    </w:lvl>
+    <w:lvl w:ilvl="3" w:tplc="04090001" w:tentative="1">
+      <w:start w:val="1"/>
+      <w:numFmt w:val="bullet"/>
+      <w:lvlText w:val=""/>
+      <w:lvlJc w:val="left"/>
+      <w:pPr>
+        <w:ind w:left="1920" w:hanging="480"/>
+      </w:pPr>
+      <w:rPr>
+        <w:rFonts w:ascii="Wingdings" w:hAnsi="Wingdings" w:hint="default"/>
+      </w:rPr>
+    </w:lvl>
+    <w:lvl w:ilvl="4" w:tplc="04090003" w:tentative="1">
+      <w:start w:val="1"/>
+      <w:numFmt w:val="bullet"/>
+      <w:lvlText w:val=""/>
+      <w:lvlJc w:val="left"/>
+      <w:pPr>
+        <w:ind w:left="2400" w:hanging="480"/>
+      </w:pPr>
+      <w:rPr>
+        <w:rFonts w:ascii="Wingdings" w:hAnsi="Wingdings" w:hint="default"/>
+      </w:rPr>
+    </w:lvl>
+    <w:lvl w:ilvl="5" w:tplc="04090005" w:tentative="1">
+      <w:start w:val="1"/>
+      <w:numFmt w:val="bullet"/>
+      <w:lvlText w:val=""/>
+      <w:lvlJc w:val="left"/>
+      <w:pPr>
+        <w:ind w:left="2880" w:hanging="480"/>
+      </w:pPr>
+      <w:rPr>
+        <w:rFonts w:ascii="Wingdings" w:hAnsi="Wingdings" w:hint="default"/>
+      </w:rPr>
+    </w:lvl>
+    <w:lvl w:ilvl="6" w:tplc="04090001" w:tentative="1">
+      <w:start w:val="1"/>
+      <w:numFmt w:val="bullet"/>
+      <w:lvlText w:val=""/>
+      <w:lvlJc w:val="left"/>
+      <w:pPr>
+        <w:ind w:left="3360" w:hanging="480"/>
+      </w:pPr>
+      <w:rPr>
+        <w:rFonts w:ascii="Wingdings" w:hAnsi="Wingdings" w:hint="default"/>
+      </w:rPr>
+    </w:lvl>
+    <w:lvl w:ilvl="7" w:tplc="04090003" w:tentative="1">
+      <w:start w:val="1"/>
+      <w:numFmt w:val="bullet"/>
+      <w:lvlText w:val=""/>
+      <w:lvlJc w:val="left"/>
+      <w:pPr>
+        <w:ind w:left="3840" w:hanging="480"/>
+      </w:pPr>
+      <w:rPr>
+        <w:rFonts w:ascii="Wingdings" w:hAnsi="Wingdings" w:hint="default"/>
+      </w:rPr>
+    </w:lvl>
+    <w:lvl w:ilvl="8" w:tplc="04090005" w:tentative="1">
+      <w:start w:val="1"/>
+      <w:numFmt w:val="bullet"/>
+      <w:lvlText w:val=""/>
+      <w:lvlJc w:val="left"/>
+      <w:pPr>
+        <w:ind w:left="4320" w:hanging="480"/>
+      </w:pPr>
+      <w:rPr>
+        <w:rFonts w:ascii="Wingdings" w:hAnsi="Wingdings" w:hint="default"/>
+      </w:rPr>
+    </w:lvl>
+  </w:abstractNum>
+  <w:abstractNum w:abstractNumId="1" w15:restartNumberingAfterBreak="0">
     <w:nsid w:val="63E21E60"/>
     <w:multiLevelType w:val="hybridMultilevel"/>
     <w:tmpl w:val="A82AC51A"/>
@@ -664,6 +904,9 @@
     </w:lvl>
   </w:abstractNum>
   <w:num w:numId="1">
+    <w:abstractNumId w:val="1"/>
+  </w:num>
+  <w:num w:numId="2">
     <w:abstractNumId w:val="0"/>
   </w:num>
 </w:numbering>

--- a/系統文件/第5章/5-2需求清單.docx
+++ b/系統文件/第5章/5-2需求清單.docx
@@ -74,13 +74,13 @@
     <w:tbl>
       <w:tblPr>
         <w:tblStyle w:val="a3"/>
-        <w:tblW w:w="0" w:type="auto"/>
+        <w:tblW w:w="9493" w:type="dxa"/>
         <w:tblLook w:val="04A0" w:firstRow="1" w:lastRow="0" w:firstColumn="1" w:lastColumn="0" w:noHBand="0" w:noVBand="1"/>
       </w:tblPr>
       <w:tblGrid>
         <w:gridCol w:w="1129"/>
         <w:gridCol w:w="2127"/>
-        <w:gridCol w:w="5040"/>
+        <w:gridCol w:w="6237"/>
       </w:tblGrid>
       <w:tr>
         <w:tc>
@@ -133,7 +133,7 @@
         </w:tc>
         <w:tc>
           <w:tcPr>
-            <w:tcW w:w="5040" w:type="dxa"/>
+            <w:tcW w:w="6237" w:type="dxa"/>
           </w:tcPr>
           <w:p>
             <w:pPr>
@@ -158,7 +158,7 @@
       </w:tr>
       <w:tr>
         <w:trPr>
-          <w:trHeight w:val="4472"/>
+          <w:trHeight w:val="3763"/>
         </w:trPr>
         <w:tc>
           <w:tcPr>
@@ -210,7 +210,7 @@
         </w:tc>
         <w:tc>
           <w:tcPr>
-            <w:tcW w:w="5040" w:type="dxa"/>
+            <w:tcW w:w="6237" w:type="dxa"/>
           </w:tcPr>
           <w:p>
             <w:pPr>
@@ -372,7 +372,7 @@
       </w:tr>
       <w:tr>
         <w:trPr>
-          <w:trHeight w:val="3969"/>
+          <w:trHeight w:val="3816"/>
         </w:trPr>
         <w:tc>
           <w:tcPr>
@@ -424,7 +424,7 @@
         </w:tc>
         <w:tc>
           <w:tcPr>
-            <w:tcW w:w="5040" w:type="dxa"/>
+            <w:tcW w:w="6237" w:type="dxa"/>
           </w:tcPr>
           <w:p>
             <w:pPr>
@@ -549,7 +549,6 @@
               </w:numPr>
               <w:ind w:leftChars="0"/>
               <w:rPr>
-                <w:rFonts w:hint="eastAsia"/>
                 <w:color w:val="000000" w:themeColor="text1"/>
                 <w:sz w:val="30"/>
                 <w:szCs w:val="30"/>
@@ -574,12 +573,22 @@
           </w:tcPr>
           <w:p>
             <w:pPr>
-              <w:rPr>
-                <w:color w:val="000000" w:themeColor="text1"/>
-                <w:sz w:val="30"/>
-                <w:szCs w:val="30"/>
-              </w:rPr>
-            </w:pPr>
+              <w:jc w:val="center"/>
+              <w:rPr>
+                <w:color w:val="000000" w:themeColor="text1"/>
+                <w:sz w:val="30"/>
+                <w:szCs w:val="30"/>
+              </w:rPr>
+            </w:pPr>
+            <w:r>
+              <w:rPr>
+                <w:rFonts w:hint="eastAsia"/>
+                <w:color w:val="000000" w:themeColor="text1"/>
+                <w:sz w:val="30"/>
+                <w:szCs w:val="30"/>
+              </w:rPr>
+              <w:t>A03</w:t>
+            </w:r>
           </w:p>
         </w:tc>
         <w:tc>
@@ -588,26 +597,147 @@
           </w:tcPr>
           <w:p>
             <w:pPr>
-              <w:rPr>
-                <w:color w:val="000000" w:themeColor="text1"/>
-                <w:sz w:val="30"/>
-                <w:szCs w:val="30"/>
-              </w:rPr>
-            </w:pPr>
+              <w:jc w:val="center"/>
+              <w:rPr>
+                <w:color w:val="000000" w:themeColor="text1"/>
+                <w:sz w:val="30"/>
+                <w:szCs w:val="30"/>
+              </w:rPr>
+            </w:pPr>
+            <w:r>
+              <w:rPr>
+                <w:rFonts w:hint="eastAsia"/>
+                <w:color w:val="000000" w:themeColor="text1"/>
+                <w:sz w:val="30"/>
+                <w:szCs w:val="30"/>
+              </w:rPr>
+              <w:t>單字收藏</w:t>
+            </w:r>
           </w:p>
         </w:tc>
         <w:tc>
           <w:tcPr>
-            <w:tcW w:w="5040" w:type="dxa"/>
+            <w:tcW w:w="6237" w:type="dxa"/>
           </w:tcPr>
           <w:p>
             <w:pPr>
-              <w:rPr>
-                <w:color w:val="000000" w:themeColor="text1"/>
-                <w:sz w:val="30"/>
-                <w:szCs w:val="30"/>
-              </w:rPr>
-            </w:pPr>
+              <w:pStyle w:val="a4"/>
+              <w:numPr>
+                <w:ilvl w:val="0"/>
+                <w:numId w:val="3"/>
+              </w:numPr>
+              <w:ind w:leftChars="0"/>
+              <w:rPr>
+                <w:color w:val="000000" w:themeColor="text1"/>
+                <w:sz w:val="30"/>
+                <w:szCs w:val="30"/>
+              </w:rPr>
+            </w:pPr>
+            <w:r>
+              <w:rPr>
+                <w:rFonts w:hint="eastAsia"/>
+                <w:color w:val="000000" w:themeColor="text1"/>
+                <w:sz w:val="30"/>
+                <w:szCs w:val="30"/>
+              </w:rPr>
+              <w:t>提供單字收藏與取消收藏功能</w:t>
+            </w:r>
+          </w:p>
+          <w:p>
+            <w:pPr>
+              <w:pStyle w:val="a4"/>
+              <w:numPr>
+                <w:ilvl w:val="0"/>
+                <w:numId w:val="3"/>
+              </w:numPr>
+              <w:ind w:leftChars="0"/>
+              <w:rPr>
+                <w:color w:val="000000" w:themeColor="text1"/>
+                <w:sz w:val="30"/>
+                <w:szCs w:val="30"/>
+              </w:rPr>
+            </w:pPr>
+            <w:r>
+              <w:rPr>
+                <w:rFonts w:hint="eastAsia"/>
+                <w:color w:val="000000" w:themeColor="text1"/>
+                <w:sz w:val="30"/>
+                <w:szCs w:val="30"/>
+              </w:rPr>
+              <w:t>支援建立、編輯、刪除自訂資料夾</w:t>
+            </w:r>
+          </w:p>
+          <w:p>
+            <w:pPr>
+              <w:pStyle w:val="a4"/>
+              <w:numPr>
+                <w:ilvl w:val="0"/>
+                <w:numId w:val="3"/>
+              </w:numPr>
+              <w:ind w:leftChars="0"/>
+              <w:rPr>
+                <w:color w:val="000000" w:themeColor="text1"/>
+                <w:sz w:val="30"/>
+                <w:szCs w:val="30"/>
+              </w:rPr>
+            </w:pPr>
+            <w:r>
+              <w:rPr>
+                <w:rFonts w:hint="eastAsia"/>
+                <w:color w:val="000000" w:themeColor="text1"/>
+                <w:sz w:val="30"/>
+                <w:szCs w:val="30"/>
+              </w:rPr>
+              <w:t>支援單字在資料夾間移動</w:t>
+            </w:r>
+          </w:p>
+          <w:p>
+            <w:pPr>
+              <w:pStyle w:val="a4"/>
+              <w:numPr>
+                <w:ilvl w:val="0"/>
+                <w:numId w:val="3"/>
+              </w:numPr>
+              <w:ind w:leftChars="0"/>
+              <w:rPr>
+                <w:color w:val="000000" w:themeColor="text1"/>
+                <w:sz w:val="30"/>
+                <w:szCs w:val="30"/>
+              </w:rPr>
+            </w:pPr>
+            <w:r>
+              <w:rPr>
+                <w:rFonts w:hint="eastAsia"/>
+                <w:color w:val="000000" w:themeColor="text1"/>
+                <w:sz w:val="30"/>
+                <w:szCs w:val="30"/>
+              </w:rPr>
+              <w:t>收藏夾顯示每個資料夾的單字數量</w:t>
+            </w:r>
+          </w:p>
+          <w:p>
+            <w:pPr>
+              <w:pStyle w:val="a4"/>
+              <w:numPr>
+                <w:ilvl w:val="0"/>
+                <w:numId w:val="3"/>
+              </w:numPr>
+              <w:ind w:leftChars="0"/>
+              <w:rPr>
+                <w:color w:val="000000" w:themeColor="text1"/>
+                <w:sz w:val="30"/>
+                <w:szCs w:val="30"/>
+              </w:rPr>
+            </w:pPr>
+            <w:r>
+              <w:rPr>
+                <w:rFonts w:hint="eastAsia"/>
+                <w:color w:val="000000" w:themeColor="text1"/>
+                <w:sz w:val="30"/>
+                <w:szCs w:val="30"/>
+              </w:rPr>
+              <w:t>提供單字搜尋功能</w:t>
+            </w:r>
           </w:p>
         </w:tc>
       </w:tr>
@@ -642,7 +772,7 @@
         </w:tc>
         <w:tc>
           <w:tcPr>
-            <w:tcW w:w="5040" w:type="dxa"/>
+            <w:tcW w:w="6237" w:type="dxa"/>
           </w:tcPr>
           <w:p>
             <w:pPr>
@@ -903,11 +1033,127 @@
       </w:rPr>
     </w:lvl>
   </w:abstractNum>
+  <w:abstractNum w:abstractNumId="2" w15:restartNumberingAfterBreak="0">
+    <w:nsid w:val="69646701"/>
+    <w:multiLevelType w:val="hybridMultilevel"/>
+    <w:tmpl w:val="BFF4A506"/>
+    <w:lvl w:ilvl="0" w:tplc="3C166F56">
+      <w:start w:val="1"/>
+      <w:numFmt w:val="bullet"/>
+      <w:lvlText w:val=""/>
+      <w:lvlJc w:val="left"/>
+      <w:pPr>
+        <w:ind w:left="480" w:hanging="480"/>
+      </w:pPr>
+      <w:rPr>
+        <w:rFonts w:ascii="Wingdings" w:hAnsi="Wingdings" w:hint="default"/>
+      </w:rPr>
+    </w:lvl>
+    <w:lvl w:ilvl="1" w:tplc="04090003" w:tentative="1">
+      <w:start w:val="1"/>
+      <w:numFmt w:val="bullet"/>
+      <w:lvlText w:val=""/>
+      <w:lvlJc w:val="left"/>
+      <w:pPr>
+        <w:ind w:left="960" w:hanging="480"/>
+      </w:pPr>
+      <w:rPr>
+        <w:rFonts w:ascii="Wingdings" w:hAnsi="Wingdings" w:hint="default"/>
+      </w:rPr>
+    </w:lvl>
+    <w:lvl w:ilvl="2" w:tplc="04090005" w:tentative="1">
+      <w:start w:val="1"/>
+      <w:numFmt w:val="bullet"/>
+      <w:lvlText w:val=""/>
+      <w:lvlJc w:val="left"/>
+      <w:pPr>
+        <w:ind w:left="1440" w:hanging="480"/>
+      </w:pPr>
+      <w:rPr>
+        <w:rFonts w:ascii="Wingdings" w:hAnsi="Wingdings" w:hint="default"/>
+      </w:rPr>
+    </w:lvl>
+    <w:lvl w:ilvl="3" w:tplc="04090001" w:tentative="1">
+      <w:start w:val="1"/>
+      <w:numFmt w:val="bullet"/>
+      <w:lvlText w:val=""/>
+      <w:lvlJc w:val="left"/>
+      <w:pPr>
+        <w:ind w:left="1920" w:hanging="480"/>
+      </w:pPr>
+      <w:rPr>
+        <w:rFonts w:ascii="Wingdings" w:hAnsi="Wingdings" w:hint="default"/>
+      </w:rPr>
+    </w:lvl>
+    <w:lvl w:ilvl="4" w:tplc="04090003" w:tentative="1">
+      <w:start w:val="1"/>
+      <w:numFmt w:val="bullet"/>
+      <w:lvlText w:val=""/>
+      <w:lvlJc w:val="left"/>
+      <w:pPr>
+        <w:ind w:left="2400" w:hanging="480"/>
+      </w:pPr>
+      <w:rPr>
+        <w:rFonts w:ascii="Wingdings" w:hAnsi="Wingdings" w:hint="default"/>
+      </w:rPr>
+    </w:lvl>
+    <w:lvl w:ilvl="5" w:tplc="04090005" w:tentative="1">
+      <w:start w:val="1"/>
+      <w:numFmt w:val="bullet"/>
+      <w:lvlText w:val=""/>
+      <w:lvlJc w:val="left"/>
+      <w:pPr>
+        <w:ind w:left="2880" w:hanging="480"/>
+      </w:pPr>
+      <w:rPr>
+        <w:rFonts w:ascii="Wingdings" w:hAnsi="Wingdings" w:hint="default"/>
+      </w:rPr>
+    </w:lvl>
+    <w:lvl w:ilvl="6" w:tplc="04090001" w:tentative="1">
+      <w:start w:val="1"/>
+      <w:numFmt w:val="bullet"/>
+      <w:lvlText w:val=""/>
+      <w:lvlJc w:val="left"/>
+      <w:pPr>
+        <w:ind w:left="3360" w:hanging="480"/>
+      </w:pPr>
+      <w:rPr>
+        <w:rFonts w:ascii="Wingdings" w:hAnsi="Wingdings" w:hint="default"/>
+      </w:rPr>
+    </w:lvl>
+    <w:lvl w:ilvl="7" w:tplc="04090003" w:tentative="1">
+      <w:start w:val="1"/>
+      <w:numFmt w:val="bullet"/>
+      <w:lvlText w:val=""/>
+      <w:lvlJc w:val="left"/>
+      <w:pPr>
+        <w:ind w:left="3840" w:hanging="480"/>
+      </w:pPr>
+      <w:rPr>
+        <w:rFonts w:ascii="Wingdings" w:hAnsi="Wingdings" w:hint="default"/>
+      </w:rPr>
+    </w:lvl>
+    <w:lvl w:ilvl="8" w:tplc="04090005" w:tentative="1">
+      <w:start w:val="1"/>
+      <w:numFmt w:val="bullet"/>
+      <w:lvlText w:val=""/>
+      <w:lvlJc w:val="left"/>
+      <w:pPr>
+        <w:ind w:left="4320" w:hanging="480"/>
+      </w:pPr>
+      <w:rPr>
+        <w:rFonts w:ascii="Wingdings" w:hAnsi="Wingdings" w:hint="default"/>
+      </w:rPr>
+    </w:lvl>
+  </w:abstractNum>
   <w:num w:numId="1">
     <w:abstractNumId w:val="1"/>
   </w:num>
   <w:num w:numId="2">
     <w:abstractNumId w:val="0"/>
+  </w:num>
+  <w:num w:numId="3">
+    <w:abstractNumId w:val="2"/>
   </w:num>
 </w:numbering>
 </file>

--- a/系統文件/第5章/5-2需求清單.docx
+++ b/系統文件/第5章/5-2需求清單.docx
@@ -754,6 +754,16 @@
                 <w:szCs w:val="30"/>
               </w:rPr>
             </w:pPr>
+            <w:r>
+              <w:rPr>
+                <w:rFonts w:hint="eastAsia"/>
+                <w:color w:val="000000" w:themeColor="text1"/>
+                <w:sz w:val="30"/>
+                <w:szCs w:val="30"/>
+              </w:rPr>
+              <w:lastRenderedPageBreak/>
+              <w:t>A04</w:t>
+            </w:r>
           </w:p>
         </w:tc>
         <w:tc>
@@ -768,6 +778,32 @@
                 <w:szCs w:val="30"/>
               </w:rPr>
             </w:pPr>
+            <w:r>
+              <w:rPr>
+                <w:rFonts w:hint="eastAsia"/>
+                <w:color w:val="000000" w:themeColor="text1"/>
+                <w:sz w:val="30"/>
+                <w:szCs w:val="30"/>
+              </w:rPr>
+              <w:t>A</w:t>
+            </w:r>
+            <w:r>
+              <w:rPr>
+                <w:color w:val="000000" w:themeColor="text1"/>
+                <w:sz w:val="30"/>
+                <w:szCs w:val="30"/>
+              </w:rPr>
+              <w:t>I</w:t>
+            </w:r>
+            <w:r>
+              <w:rPr>
+                <w:rFonts w:hint="eastAsia"/>
+                <w:color w:val="000000" w:themeColor="text1"/>
+                <w:sz w:val="30"/>
+                <w:szCs w:val="30"/>
+              </w:rPr>
+              <w:t>對話練習</w:t>
+            </w:r>
           </w:p>
         </w:tc>
         <w:tc>
@@ -776,12 +812,93 @@
           </w:tcPr>
           <w:p>
             <w:pPr>
-              <w:rPr>
-                <w:color w:val="000000" w:themeColor="text1"/>
-                <w:sz w:val="30"/>
-                <w:szCs w:val="30"/>
-              </w:rPr>
-            </w:pPr>
+              <w:pStyle w:val="a4"/>
+              <w:numPr>
+                <w:ilvl w:val="0"/>
+                <w:numId w:val="4"/>
+              </w:numPr>
+              <w:ind w:leftChars="0"/>
+              <w:rPr>
+                <w:color w:val="000000" w:themeColor="text1"/>
+                <w:sz w:val="30"/>
+                <w:szCs w:val="30"/>
+              </w:rPr>
+            </w:pPr>
+            <w:r>
+              <w:rPr>
+                <w:rFonts w:hint="eastAsia"/>
+                <w:color w:val="000000" w:themeColor="text1"/>
+                <w:sz w:val="30"/>
+                <w:szCs w:val="30"/>
+              </w:rPr>
+              <w:t>提供</w:t>
+            </w:r>
+            <w:r>
+              <w:rPr>
+                <w:rFonts w:hint="eastAsia"/>
+                <w:color w:val="000000" w:themeColor="text1"/>
+                <w:sz w:val="30"/>
+                <w:szCs w:val="30"/>
+              </w:rPr>
+              <w:t xml:space="preserve"> AI </w:t>
+            </w:r>
+            <w:r>
+              <w:rPr>
+                <w:rFonts w:hint="eastAsia"/>
+                <w:color w:val="000000" w:themeColor="text1"/>
+                <w:sz w:val="30"/>
+                <w:szCs w:val="30"/>
+              </w:rPr>
+              <w:t>家教問答功能</w:t>
+            </w:r>
+          </w:p>
+          <w:p>
+            <w:pPr>
+              <w:pStyle w:val="a4"/>
+              <w:numPr>
+                <w:ilvl w:val="0"/>
+                <w:numId w:val="4"/>
+              </w:numPr>
+              <w:ind w:leftChars="0"/>
+              <w:rPr>
+                <w:color w:val="000000" w:themeColor="text1"/>
+                <w:sz w:val="30"/>
+                <w:szCs w:val="30"/>
+              </w:rPr>
+            </w:pPr>
+            <w:r>
+              <w:rPr>
+                <w:rFonts w:hint="eastAsia"/>
+                <w:color w:val="000000" w:themeColor="text1"/>
+                <w:sz w:val="30"/>
+                <w:szCs w:val="30"/>
+              </w:rPr>
+              <w:t>支援場景角色扮演對話</w:t>
+            </w:r>
+          </w:p>
+          <w:p>
+            <w:pPr>
+              <w:pStyle w:val="a4"/>
+              <w:numPr>
+                <w:ilvl w:val="0"/>
+                <w:numId w:val="4"/>
+              </w:numPr>
+              <w:ind w:leftChars="0"/>
+              <w:rPr>
+                <w:color w:val="000000" w:themeColor="text1"/>
+                <w:sz w:val="30"/>
+                <w:szCs w:val="30"/>
+              </w:rPr>
+            </w:pPr>
+            <w:r>
+              <w:rPr>
+                <w:rFonts w:hint="eastAsia"/>
+                <w:color w:val="000000" w:themeColor="text1"/>
+                <w:sz w:val="30"/>
+                <w:szCs w:val="30"/>
+              </w:rPr>
+              <w:t>模擬真實生活情境練習口說</w:t>
+            </w:r>
           </w:p>
         </w:tc>
       </w:tr>
@@ -921,6 +1038,119 @@
     </w:lvl>
   </w:abstractNum>
   <w:abstractNum w:abstractNumId="1" w15:restartNumberingAfterBreak="0">
+    <w:nsid w:val="46E572C3"/>
+    <w:multiLevelType w:val="hybridMultilevel"/>
+    <w:tmpl w:val="00E25ADC"/>
+    <w:lvl w:ilvl="0" w:tplc="3C166F56">
+      <w:start w:val="1"/>
+      <w:numFmt w:val="bullet"/>
+      <w:lvlText w:val=""/>
+      <w:lvlJc w:val="left"/>
+      <w:pPr>
+        <w:ind w:left="480" w:hanging="480"/>
+      </w:pPr>
+      <w:rPr>
+        <w:rFonts w:ascii="Wingdings" w:hAnsi="Wingdings" w:hint="default"/>
+      </w:rPr>
+    </w:lvl>
+    <w:lvl w:ilvl="1" w:tplc="04090003" w:tentative="1">
+      <w:start w:val="1"/>
+      <w:numFmt w:val="bullet"/>
+      <w:lvlText w:val=""/>
+      <w:lvlJc w:val="left"/>
+      <w:pPr>
+        <w:ind w:left="960" w:hanging="480"/>
+      </w:pPr>
+      <w:rPr>
+        <w:rFonts w:ascii="Wingdings" w:hAnsi="Wingdings" w:hint="default"/>
+      </w:rPr>
+    </w:lvl>
+    <w:lvl w:ilvl="2" w:tplc="04090005" w:tentative="1">
+      <w:start w:val="1"/>
+      <w:numFmt w:val="bullet"/>
+      <w:lvlText w:val=""/>
+      <w:lvlJc w:val="left"/>
+      <w:pPr>
+        <w:ind w:left="1440" w:hanging="480"/>
+      </w:pPr>
+      <w:rPr>
+        <w:rFonts w:ascii="Wingdings" w:hAnsi="Wingdings" w:hint="default"/>
+      </w:rPr>
+    </w:lvl>
+    <w:lvl w:ilvl="3" w:tplc="04090001" w:tentative="1">
+      <w:start w:val="1"/>
+      <w:numFmt w:val="bullet"/>
+      <w:lvlText w:val=""/>
+      <w:lvlJc w:val="left"/>
+      <w:pPr>
+        <w:ind w:left="1920" w:hanging="480"/>
+      </w:pPr>
+      <w:rPr>
+        <w:rFonts w:ascii="Wingdings" w:hAnsi="Wingdings" w:hint="default"/>
+      </w:rPr>
+    </w:lvl>
+    <w:lvl w:ilvl="4" w:tplc="04090003" w:tentative="1">
+      <w:start w:val="1"/>
+      <w:numFmt w:val="bullet"/>
+      <w:lvlText w:val=""/>
+      <w:lvlJc w:val="left"/>
+      <w:pPr>
+        <w:ind w:left="2400" w:hanging="480"/>
+      </w:pPr>
+      <w:rPr>
+        <w:rFonts w:ascii="Wingdings" w:hAnsi="Wingdings" w:hint="default"/>
+      </w:rPr>
+    </w:lvl>
+    <w:lvl w:ilvl="5" w:tplc="04090005" w:tentative="1">
+      <w:start w:val="1"/>
+      <w:numFmt w:val="bullet"/>
+      <w:lvlText w:val=""/>
+      <w:lvlJc w:val="left"/>
+      <w:pPr>
+        <w:ind w:left="2880" w:hanging="480"/>
+      </w:pPr>
+      <w:rPr>
+        <w:rFonts w:ascii="Wingdings" w:hAnsi="Wingdings" w:hint="default"/>
+      </w:rPr>
+    </w:lvl>
+    <w:lvl w:ilvl="6" w:tplc="04090001" w:tentative="1">
+      <w:start w:val="1"/>
+      <w:numFmt w:val="bullet"/>
+      <w:lvlText w:val=""/>
+      <w:lvlJc w:val="left"/>
+      <w:pPr>
+        <w:ind w:left="3360" w:hanging="480"/>
+      </w:pPr>
+      <w:rPr>
+        <w:rFonts w:ascii="Wingdings" w:hAnsi="Wingdings" w:hint="default"/>
+      </w:rPr>
+    </w:lvl>
+    <w:lvl w:ilvl="7" w:tplc="04090003" w:tentative="1">
+      <w:start w:val="1"/>
+      <w:numFmt w:val="bullet"/>
+      <w:lvlText w:val=""/>
+      <w:lvlJc w:val="left"/>
+      <w:pPr>
+        <w:ind w:left="3840" w:hanging="480"/>
+      </w:pPr>
+      <w:rPr>
+        <w:rFonts w:ascii="Wingdings" w:hAnsi="Wingdings" w:hint="default"/>
+      </w:rPr>
+    </w:lvl>
+    <w:lvl w:ilvl="8" w:tplc="04090005" w:tentative="1">
+      <w:start w:val="1"/>
+      <w:numFmt w:val="bullet"/>
+      <w:lvlText w:val=""/>
+      <w:lvlJc w:val="left"/>
+      <w:pPr>
+        <w:ind w:left="4320" w:hanging="480"/>
+      </w:pPr>
+      <w:rPr>
+        <w:rFonts w:ascii="Wingdings" w:hAnsi="Wingdings" w:hint="default"/>
+      </w:rPr>
+    </w:lvl>
+  </w:abstractNum>
+  <w:abstractNum w:abstractNumId="2" w15:restartNumberingAfterBreak="0">
     <w:nsid w:val="63E21E60"/>
     <w:multiLevelType w:val="hybridMultilevel"/>
     <w:tmpl w:val="A82AC51A"/>
@@ -1033,7 +1263,7 @@
       </w:rPr>
     </w:lvl>
   </w:abstractNum>
-  <w:abstractNum w:abstractNumId="2" w15:restartNumberingAfterBreak="0">
+  <w:abstractNum w:abstractNumId="3" w15:restartNumberingAfterBreak="0">
     <w:nsid w:val="69646701"/>
     <w:multiLevelType w:val="hybridMultilevel"/>
     <w:tmpl w:val="BFF4A506"/>
@@ -1147,13 +1377,16 @@
     </w:lvl>
   </w:abstractNum>
   <w:num w:numId="1">
-    <w:abstractNumId w:val="1"/>
+    <w:abstractNumId w:val="2"/>
   </w:num>
   <w:num w:numId="2">
     <w:abstractNumId w:val="0"/>
   </w:num>
   <w:num w:numId="3">
-    <w:abstractNumId w:val="2"/>
+    <w:abstractNumId w:val="3"/>
+  </w:num>
+  <w:num w:numId="4">
+    <w:abstractNumId w:val="1"/>
   </w:num>
 </w:numbering>
 </file>

--- a/系統文件/第5章/5-2需求清單.docx
+++ b/系統文件/第5章/5-2需求清單.docx
@@ -748,6 +748,7 @@
           </w:tcPr>
           <w:p>
             <w:pPr>
+              <w:jc w:val="center"/>
               <w:rPr>
                 <w:color w:val="000000" w:themeColor="text1"/>
                 <w:sz w:val="30"/>
@@ -772,6 +773,7 @@
           </w:tcPr>
           <w:p>
             <w:pPr>
+              <w:jc w:val="center"/>
               <w:rPr>
                 <w:color w:val="000000" w:themeColor="text1"/>
                 <w:sz w:val="30"/>

--- a/系統文件/第5章/5-2需求清單.docx
+++ b/系統文件/第5章/5-2需求清單.docx
@@ -74,13 +74,13 @@
     <w:tbl>
       <w:tblPr>
         <w:tblStyle w:val="a3"/>
-        <w:tblW w:w="9493" w:type="dxa"/>
+        <w:tblW w:w="9634" w:type="dxa"/>
         <w:tblLook w:val="04A0" w:firstRow="1" w:lastRow="0" w:firstColumn="1" w:lastColumn="0" w:noHBand="0" w:noVBand="1"/>
       </w:tblPr>
       <w:tblGrid>
         <w:gridCol w:w="1129"/>
-        <w:gridCol w:w="2127"/>
-        <w:gridCol w:w="6237"/>
+        <w:gridCol w:w="1985"/>
+        <w:gridCol w:w="6520"/>
       </w:tblGrid>
       <w:tr>
         <w:tc>
@@ -109,7 +109,7 @@
         </w:tc>
         <w:tc>
           <w:tcPr>
-            <w:tcW w:w="2127" w:type="dxa"/>
+            <w:tcW w:w="1985" w:type="dxa"/>
           </w:tcPr>
           <w:p>
             <w:pPr>
@@ -133,7 +133,7 @@
         </w:tc>
         <w:tc>
           <w:tcPr>
-            <w:tcW w:w="6237" w:type="dxa"/>
+            <w:tcW w:w="6520" w:type="dxa"/>
           </w:tcPr>
           <w:p>
             <w:pPr>
@@ -186,7 +186,7 @@
         </w:tc>
         <w:tc>
           <w:tcPr>
-            <w:tcW w:w="2127" w:type="dxa"/>
+            <w:tcW w:w="1985" w:type="dxa"/>
           </w:tcPr>
           <w:p>
             <w:pPr>
@@ -210,7 +210,7 @@
         </w:tc>
         <w:tc>
           <w:tcPr>
-            <w:tcW w:w="6237" w:type="dxa"/>
+            <w:tcW w:w="6520" w:type="dxa"/>
           </w:tcPr>
           <w:p>
             <w:pPr>
@@ -400,7 +400,7 @@
         </w:tc>
         <w:tc>
           <w:tcPr>
-            <w:tcW w:w="2127" w:type="dxa"/>
+            <w:tcW w:w="1985" w:type="dxa"/>
           </w:tcPr>
           <w:p>
             <w:pPr>
@@ -424,7 +424,7 @@
         </w:tc>
         <w:tc>
           <w:tcPr>
-            <w:tcW w:w="6237" w:type="dxa"/>
+            <w:tcW w:w="6520" w:type="dxa"/>
           </w:tcPr>
           <w:p>
             <w:pPr>
@@ -593,7 +593,7 @@
         </w:tc>
         <w:tc>
           <w:tcPr>
-            <w:tcW w:w="2127" w:type="dxa"/>
+            <w:tcW w:w="1985" w:type="dxa"/>
           </w:tcPr>
           <w:p>
             <w:pPr>
@@ -617,7 +617,7 @@
         </w:tc>
         <w:tc>
           <w:tcPr>
-            <w:tcW w:w="6237" w:type="dxa"/>
+            <w:tcW w:w="6520" w:type="dxa"/>
           </w:tcPr>
           <w:p>
             <w:pPr>
@@ -769,7 +769,7 @@
         </w:tc>
         <w:tc>
           <w:tcPr>
-            <w:tcW w:w="2127" w:type="dxa"/>
+            <w:tcW w:w="1985" w:type="dxa"/>
           </w:tcPr>
           <w:p>
             <w:pPr>
@@ -810,7 +810,7 @@
         </w:tc>
         <w:tc>
           <w:tcPr>
-            <w:tcW w:w="6237" w:type="dxa"/>
+            <w:tcW w:w="6520" w:type="dxa"/>
           </w:tcPr>
           <w:p>
             <w:pPr>
@@ -901,6 +901,380 @@
               </w:rPr>
               <w:t>模擬真實生活情境練習口說</w:t>
             </w:r>
+          </w:p>
+        </w:tc>
+      </w:tr>
+      <w:tr>
+        <w:tc>
+          <w:tcPr>
+            <w:tcW w:w="1129" w:type="dxa"/>
+          </w:tcPr>
+          <w:p>
+            <w:pPr>
+              <w:jc w:val="center"/>
+              <w:rPr>
+                <w:rFonts w:hint="eastAsia"/>
+                <w:color w:val="000000" w:themeColor="text1"/>
+                <w:sz w:val="30"/>
+                <w:szCs w:val="30"/>
+              </w:rPr>
+            </w:pPr>
+            <w:r>
+              <w:rPr>
+                <w:rFonts w:hint="eastAsia"/>
+                <w:color w:val="000000" w:themeColor="text1"/>
+                <w:sz w:val="30"/>
+                <w:szCs w:val="30"/>
+              </w:rPr>
+              <w:t>A05</w:t>
+            </w:r>
+          </w:p>
+        </w:tc>
+        <w:tc>
+          <w:tcPr>
+            <w:tcW w:w="1985" w:type="dxa"/>
+          </w:tcPr>
+          <w:p>
+            <w:pPr>
+              <w:jc w:val="center"/>
+              <w:rPr>
+                <w:rFonts w:hint="eastAsia"/>
+                <w:color w:val="000000" w:themeColor="text1"/>
+                <w:sz w:val="30"/>
+                <w:szCs w:val="30"/>
+              </w:rPr>
+            </w:pPr>
+            <w:r>
+              <w:rPr>
+                <w:rFonts w:hint="eastAsia"/>
+                <w:color w:val="000000" w:themeColor="text1"/>
+                <w:sz w:val="30"/>
+                <w:szCs w:val="30"/>
+              </w:rPr>
+              <w:t>個人檔案</w:t>
+            </w:r>
+          </w:p>
+        </w:tc>
+        <w:tc>
+          <w:tcPr>
+            <w:tcW w:w="6520" w:type="dxa"/>
+          </w:tcPr>
+          <w:p>
+            <w:pPr>
+              <w:pStyle w:val="a4"/>
+              <w:numPr>
+                <w:ilvl w:val="0"/>
+                <w:numId w:val="4"/>
+              </w:numPr>
+              <w:ind w:leftChars="0"/>
+              <w:rPr>
+                <w:color w:val="000000" w:themeColor="text1"/>
+                <w:sz w:val="30"/>
+                <w:szCs w:val="30"/>
+              </w:rPr>
+            </w:pPr>
+            <w:r>
+              <w:rPr>
+                <w:rFonts w:hint="eastAsia"/>
+                <w:color w:val="000000" w:themeColor="text1"/>
+                <w:sz w:val="30"/>
+                <w:szCs w:val="30"/>
+              </w:rPr>
+              <w:t>顯示使用者暱稱、大頭貼、日文等級</w:t>
+            </w:r>
+          </w:p>
+          <w:p>
+            <w:pPr>
+              <w:pStyle w:val="a4"/>
+              <w:numPr>
+                <w:ilvl w:val="0"/>
+                <w:numId w:val="4"/>
+              </w:numPr>
+              <w:ind w:leftChars="0"/>
+              <w:rPr>
+                <w:color w:val="000000" w:themeColor="text1"/>
+                <w:sz w:val="30"/>
+                <w:szCs w:val="30"/>
+              </w:rPr>
+            </w:pPr>
+            <w:r>
+              <w:rPr>
+                <w:rFonts w:hint="eastAsia"/>
+                <w:color w:val="000000" w:themeColor="text1"/>
+                <w:sz w:val="30"/>
+                <w:szCs w:val="30"/>
+              </w:rPr>
+              <w:t>動態計算聽、說、讀、寫、文化五大能力值</w:t>
+            </w:r>
+          </w:p>
+          <w:p>
+            <w:pPr>
+              <w:pStyle w:val="a4"/>
+              <w:numPr>
+                <w:ilvl w:val="0"/>
+                <w:numId w:val="4"/>
+              </w:numPr>
+              <w:ind w:leftChars="0"/>
+              <w:rPr>
+                <w:color w:val="000000" w:themeColor="text1"/>
+                <w:sz w:val="30"/>
+                <w:szCs w:val="30"/>
+              </w:rPr>
+            </w:pPr>
+            <w:r>
+              <w:rPr>
+                <w:rFonts w:hint="eastAsia"/>
+                <w:color w:val="000000" w:themeColor="text1"/>
+                <w:sz w:val="30"/>
+                <w:szCs w:val="30"/>
+              </w:rPr>
+              <w:t>能力雷達圖視覺化呈現學習成果</w:t>
+            </w:r>
+          </w:p>
+          <w:p>
+            <w:pPr>
+              <w:pStyle w:val="a4"/>
+              <w:numPr>
+                <w:ilvl w:val="0"/>
+                <w:numId w:val="4"/>
+              </w:numPr>
+              <w:ind w:leftChars="0"/>
+              <w:rPr>
+                <w:rFonts w:hint="eastAsia"/>
+                <w:color w:val="000000" w:themeColor="text1"/>
+                <w:sz w:val="30"/>
+                <w:szCs w:val="30"/>
+              </w:rPr>
+            </w:pPr>
+            <w:r>
+              <w:rPr>
+                <w:rFonts w:hint="eastAsia"/>
+                <w:color w:val="000000" w:themeColor="text1"/>
+                <w:sz w:val="30"/>
+                <w:szCs w:val="30"/>
+              </w:rPr>
+              <w:t>提供成就徽章系統，根據學習行為解鎖</w:t>
+            </w:r>
+          </w:p>
+        </w:tc>
+      </w:tr>
+      <w:tr>
+        <w:tc>
+          <w:tcPr>
+            <w:tcW w:w="1129" w:type="dxa"/>
+          </w:tcPr>
+          <w:p>
+            <w:pPr>
+              <w:jc w:val="center"/>
+              <w:rPr>
+                <w:rFonts w:hint="eastAsia"/>
+                <w:color w:val="000000" w:themeColor="text1"/>
+                <w:sz w:val="30"/>
+                <w:szCs w:val="30"/>
+              </w:rPr>
+            </w:pPr>
+          </w:p>
+        </w:tc>
+        <w:tc>
+          <w:tcPr>
+            <w:tcW w:w="1985" w:type="dxa"/>
+          </w:tcPr>
+          <w:p>
+            <w:pPr>
+              <w:jc w:val="center"/>
+              <w:rPr>
+                <w:rFonts w:hint="eastAsia"/>
+                <w:color w:val="000000" w:themeColor="text1"/>
+                <w:sz w:val="30"/>
+                <w:szCs w:val="30"/>
+              </w:rPr>
+            </w:pPr>
+          </w:p>
+        </w:tc>
+        <w:tc>
+          <w:tcPr>
+            <w:tcW w:w="6520" w:type="dxa"/>
+          </w:tcPr>
+          <w:p>
+            <w:pPr>
+              <w:pStyle w:val="a4"/>
+              <w:numPr>
+                <w:ilvl w:val="0"/>
+                <w:numId w:val="4"/>
+              </w:numPr>
+              <w:ind w:leftChars="0"/>
+              <w:rPr>
+                <w:rFonts w:hint="eastAsia"/>
+                <w:color w:val="000000" w:themeColor="text1"/>
+                <w:sz w:val="30"/>
+                <w:szCs w:val="30"/>
+              </w:rPr>
+            </w:pPr>
+          </w:p>
+        </w:tc>
+      </w:tr>
+      <w:tr>
+        <w:tc>
+          <w:tcPr>
+            <w:tcW w:w="1129" w:type="dxa"/>
+          </w:tcPr>
+          <w:p>
+            <w:pPr>
+              <w:jc w:val="center"/>
+              <w:rPr>
+                <w:rFonts w:hint="eastAsia"/>
+                <w:color w:val="000000" w:themeColor="text1"/>
+                <w:sz w:val="30"/>
+                <w:szCs w:val="30"/>
+              </w:rPr>
+            </w:pPr>
+          </w:p>
+        </w:tc>
+        <w:tc>
+          <w:tcPr>
+            <w:tcW w:w="1985" w:type="dxa"/>
+          </w:tcPr>
+          <w:p>
+            <w:pPr>
+              <w:jc w:val="center"/>
+              <w:rPr>
+                <w:rFonts w:hint="eastAsia"/>
+                <w:color w:val="000000" w:themeColor="text1"/>
+                <w:sz w:val="30"/>
+                <w:szCs w:val="30"/>
+              </w:rPr>
+            </w:pPr>
+          </w:p>
+        </w:tc>
+        <w:tc>
+          <w:tcPr>
+            <w:tcW w:w="6520" w:type="dxa"/>
+          </w:tcPr>
+          <w:p>
+            <w:pPr>
+              <w:pStyle w:val="a4"/>
+              <w:numPr>
+                <w:ilvl w:val="0"/>
+                <w:numId w:val="4"/>
+              </w:numPr>
+              <w:ind w:leftChars="0"/>
+              <w:rPr>
+                <w:rFonts w:hint="eastAsia"/>
+                <w:color w:val="000000" w:themeColor="text1"/>
+                <w:sz w:val="30"/>
+                <w:szCs w:val="30"/>
+              </w:rPr>
+            </w:pPr>
+          </w:p>
+        </w:tc>
+      </w:tr>
+      <w:tr>
+        <w:tc>
+          <w:tcPr>
+            <w:tcW w:w="1129" w:type="dxa"/>
+          </w:tcPr>
+          <w:p>
+            <w:pPr>
+              <w:jc w:val="center"/>
+              <w:rPr>
+                <w:rFonts w:hint="eastAsia"/>
+                <w:color w:val="000000" w:themeColor="text1"/>
+                <w:sz w:val="30"/>
+                <w:szCs w:val="30"/>
+              </w:rPr>
+            </w:pPr>
+          </w:p>
+        </w:tc>
+        <w:tc>
+          <w:tcPr>
+            <w:tcW w:w="1985" w:type="dxa"/>
+          </w:tcPr>
+          <w:p>
+            <w:pPr>
+              <w:jc w:val="center"/>
+              <w:rPr>
+                <w:rFonts w:hint="eastAsia"/>
+                <w:color w:val="000000" w:themeColor="text1"/>
+                <w:sz w:val="30"/>
+                <w:szCs w:val="30"/>
+              </w:rPr>
+            </w:pPr>
+          </w:p>
+        </w:tc>
+        <w:tc>
+          <w:tcPr>
+            <w:tcW w:w="6520" w:type="dxa"/>
+          </w:tcPr>
+          <w:p>
+            <w:pPr>
+              <w:pStyle w:val="a4"/>
+              <w:numPr>
+                <w:ilvl w:val="0"/>
+                <w:numId w:val="4"/>
+              </w:numPr>
+              <w:ind w:leftChars="0"/>
+              <w:rPr>
+                <w:rFonts w:hint="eastAsia"/>
+                <w:color w:val="000000" w:themeColor="text1"/>
+                <w:sz w:val="30"/>
+                <w:szCs w:val="30"/>
+              </w:rPr>
+            </w:pPr>
+          </w:p>
+        </w:tc>
+      </w:tr>
+      <w:tr>
+        <w:tc>
+          <w:tcPr>
+            <w:tcW w:w="1129" w:type="dxa"/>
+          </w:tcPr>
+          <w:p>
+            <w:pPr>
+              <w:jc w:val="center"/>
+              <w:rPr>
+                <w:rFonts w:hint="eastAsia"/>
+                <w:color w:val="000000" w:themeColor="text1"/>
+                <w:sz w:val="30"/>
+                <w:szCs w:val="30"/>
+              </w:rPr>
+            </w:pPr>
+          </w:p>
+        </w:tc>
+        <w:tc>
+          <w:tcPr>
+            <w:tcW w:w="1985" w:type="dxa"/>
+          </w:tcPr>
+          <w:p>
+            <w:pPr>
+              <w:jc w:val="center"/>
+              <w:rPr>
+                <w:rFonts w:hint="eastAsia"/>
+                <w:color w:val="000000" w:themeColor="text1"/>
+                <w:sz w:val="30"/>
+                <w:szCs w:val="30"/>
+              </w:rPr>
+            </w:pPr>
+          </w:p>
+        </w:tc>
+        <w:tc>
+          <w:tcPr>
+            <w:tcW w:w="6520" w:type="dxa"/>
+          </w:tcPr>
+          <w:p>
+            <w:pPr>
+              <w:pStyle w:val="a4"/>
+              <w:numPr>
+                <w:ilvl w:val="0"/>
+                <w:numId w:val="4"/>
+              </w:numPr>
+              <w:ind w:leftChars="0"/>
+              <w:rPr>
+                <w:rFonts w:hint="eastAsia"/>
+                <w:color w:val="000000" w:themeColor="text1"/>
+                <w:sz w:val="30"/>
+                <w:szCs w:val="30"/>
+              </w:rPr>
+            </w:pPr>
           </w:p>
         </w:tc>
       </w:tr>

--- a/系統文件/第5章/5-2需求清單.docx
+++ b/系統文件/第5章/5-2需求清單.docx
@@ -913,7 +913,6 @@
             <w:pPr>
               <w:jc w:val="center"/>
               <w:rPr>
-                <w:rFonts w:hint="eastAsia"/>
                 <w:color w:val="000000" w:themeColor="text1"/>
                 <w:sz w:val="30"/>
                 <w:szCs w:val="30"/>
@@ -938,7 +937,6 @@
             <w:pPr>
               <w:jc w:val="center"/>
               <w:rPr>
-                <w:rFonts w:hint="eastAsia"/>
                 <w:color w:val="000000" w:themeColor="text1"/>
                 <w:sz w:val="30"/>
                 <w:szCs w:val="30"/>
@@ -1040,7 +1038,6 @@
               </w:numPr>
               <w:ind w:leftChars="0"/>
               <w:rPr>
-                <w:rFonts w:hint="eastAsia"/>
                 <w:color w:val="000000" w:themeColor="text1"/>
                 <w:sz w:val="30"/>
                 <w:szCs w:val="30"/>
@@ -1067,12 +1064,20 @@
             <w:pPr>
               <w:jc w:val="center"/>
               <w:rPr>
-                <w:rFonts w:hint="eastAsia"/>
-                <w:color w:val="000000" w:themeColor="text1"/>
-                <w:sz w:val="30"/>
-                <w:szCs w:val="30"/>
-              </w:rPr>
-            </w:pPr>
+                <w:color w:val="000000" w:themeColor="text1"/>
+                <w:sz w:val="30"/>
+                <w:szCs w:val="30"/>
+              </w:rPr>
+            </w:pPr>
+            <w:r>
+              <w:rPr>
+                <w:rFonts w:hint="eastAsia"/>
+                <w:color w:val="000000" w:themeColor="text1"/>
+                <w:sz w:val="30"/>
+                <w:szCs w:val="30"/>
+              </w:rPr>
+              <w:t>A06</w:t>
+            </w:r>
           </w:p>
         </w:tc>
         <w:tc>
@@ -1083,12 +1088,20 @@
             <w:pPr>
               <w:jc w:val="center"/>
               <w:rPr>
-                <w:rFonts w:hint="eastAsia"/>
-                <w:color w:val="000000" w:themeColor="text1"/>
-                <w:sz w:val="30"/>
-                <w:szCs w:val="30"/>
-              </w:rPr>
-            </w:pPr>
+                <w:color w:val="000000" w:themeColor="text1"/>
+                <w:sz w:val="30"/>
+                <w:szCs w:val="30"/>
+              </w:rPr>
+            </w:pPr>
+            <w:r>
+              <w:rPr>
+                <w:rFonts w:hint="eastAsia"/>
+                <w:color w:val="000000" w:themeColor="text1"/>
+                <w:sz w:val="30"/>
+                <w:szCs w:val="30"/>
+              </w:rPr>
+              <w:t>社群互動</w:t>
+            </w:r>
           </w:p>
         </w:tc>
         <w:tc>
@@ -1104,12 +1117,92 @@
               </w:numPr>
               <w:ind w:leftChars="0"/>
               <w:rPr>
-                <w:rFonts w:hint="eastAsia"/>
-                <w:color w:val="000000" w:themeColor="text1"/>
-                <w:sz w:val="30"/>
-                <w:szCs w:val="30"/>
-              </w:rPr>
-            </w:pPr>
+                <w:color w:val="000000" w:themeColor="text1"/>
+                <w:sz w:val="30"/>
+                <w:szCs w:val="30"/>
+              </w:rPr>
+            </w:pPr>
+            <w:r>
+              <w:rPr>
+                <w:rFonts w:hint="eastAsia"/>
+                <w:color w:val="000000" w:themeColor="text1"/>
+                <w:sz w:val="30"/>
+                <w:szCs w:val="30"/>
+              </w:rPr>
+              <w:t>搜尋並新增好友</w:t>
+            </w:r>
+          </w:p>
+          <w:p>
+            <w:pPr>
+              <w:pStyle w:val="a4"/>
+              <w:numPr>
+                <w:ilvl w:val="0"/>
+                <w:numId w:val="4"/>
+              </w:numPr>
+              <w:ind w:leftChars="0"/>
+              <w:rPr>
+                <w:color w:val="000000" w:themeColor="text1"/>
+                <w:sz w:val="30"/>
+                <w:szCs w:val="30"/>
+              </w:rPr>
+            </w:pPr>
+            <w:r>
+              <w:rPr>
+                <w:rFonts w:hint="eastAsia"/>
+                <w:color w:val="000000" w:themeColor="text1"/>
+                <w:sz w:val="30"/>
+                <w:szCs w:val="30"/>
+              </w:rPr>
+              <w:t>發送、接受、拒絕交友邀請</w:t>
+            </w:r>
+          </w:p>
+          <w:p>
+            <w:pPr>
+              <w:pStyle w:val="a4"/>
+              <w:numPr>
+                <w:ilvl w:val="0"/>
+                <w:numId w:val="4"/>
+              </w:numPr>
+              <w:ind w:leftChars="0"/>
+              <w:rPr>
+                <w:color w:val="000000" w:themeColor="text1"/>
+                <w:sz w:val="30"/>
+                <w:szCs w:val="30"/>
+              </w:rPr>
+            </w:pPr>
+            <w:r>
+              <w:rPr>
+                <w:rFonts w:hint="eastAsia"/>
+                <w:color w:val="000000" w:themeColor="text1"/>
+                <w:sz w:val="30"/>
+                <w:szCs w:val="30"/>
+              </w:rPr>
+              <w:t>建立學習小組並邀請好友加入</w:t>
+            </w:r>
+          </w:p>
+          <w:p>
+            <w:pPr>
+              <w:pStyle w:val="a4"/>
+              <w:numPr>
+                <w:ilvl w:val="0"/>
+                <w:numId w:val="4"/>
+              </w:numPr>
+              <w:ind w:leftChars="0"/>
+              <w:rPr>
+                <w:color w:val="000000" w:themeColor="text1"/>
+                <w:sz w:val="30"/>
+                <w:szCs w:val="30"/>
+              </w:rPr>
+            </w:pPr>
+            <w:r>
+              <w:rPr>
+                <w:rFonts w:hint="eastAsia"/>
+                <w:color w:val="000000" w:themeColor="text1"/>
+                <w:sz w:val="30"/>
+                <w:szCs w:val="30"/>
+              </w:rPr>
+              <w:t>設定小組共同學習目標並追蹤進度</w:t>
+            </w:r>
           </w:p>
         </w:tc>
       </w:tr>
@@ -1122,7 +1215,6 @@
             <w:pPr>
               <w:jc w:val="center"/>
               <w:rPr>
-                <w:rFonts w:hint="eastAsia"/>
                 <w:color w:val="000000" w:themeColor="text1"/>
                 <w:sz w:val="30"/>
                 <w:szCs w:val="30"/>
@@ -1138,7 +1230,6 @@
             <w:pPr>
               <w:jc w:val="center"/>
               <w:rPr>
-                <w:rFonts w:hint="eastAsia"/>
                 <w:color w:val="000000" w:themeColor="text1"/>
                 <w:sz w:val="30"/>
                 <w:szCs w:val="30"/>
@@ -1159,7 +1250,6 @@
               </w:numPr>
               <w:ind w:leftChars="0"/>
               <w:rPr>
-                <w:rFonts w:hint="eastAsia"/>
                 <w:color w:val="000000" w:themeColor="text1"/>
                 <w:sz w:val="30"/>
                 <w:szCs w:val="30"/>
@@ -1177,7 +1267,6 @@
             <w:pPr>
               <w:jc w:val="center"/>
               <w:rPr>
-                <w:rFonts w:hint="eastAsia"/>
                 <w:color w:val="000000" w:themeColor="text1"/>
                 <w:sz w:val="30"/>
                 <w:szCs w:val="30"/>
@@ -1193,7 +1282,6 @@
             <w:pPr>
               <w:jc w:val="center"/>
               <w:rPr>
-                <w:rFonts w:hint="eastAsia"/>
                 <w:color w:val="000000" w:themeColor="text1"/>
                 <w:sz w:val="30"/>
                 <w:szCs w:val="30"/>
@@ -1214,7 +1302,6 @@
               </w:numPr>
               <w:ind w:leftChars="0"/>
               <w:rPr>
-                <w:rFonts w:hint="eastAsia"/>
                 <w:color w:val="000000" w:themeColor="text1"/>
                 <w:sz w:val="30"/>
                 <w:szCs w:val="30"/>
@@ -1232,7 +1319,6 @@
             <w:pPr>
               <w:jc w:val="center"/>
               <w:rPr>
-                <w:rFonts w:hint="eastAsia"/>
                 <w:color w:val="000000" w:themeColor="text1"/>
                 <w:sz w:val="30"/>
                 <w:szCs w:val="30"/>
@@ -1248,7 +1334,6 @@
             <w:pPr>
               <w:jc w:val="center"/>
               <w:rPr>
-                <w:rFonts w:hint="eastAsia"/>
                 <w:color w:val="000000" w:themeColor="text1"/>
                 <w:sz w:val="30"/>
                 <w:szCs w:val="30"/>
@@ -1269,7 +1354,6 @@
               </w:numPr>
               <w:ind w:leftChars="0"/>
               <w:rPr>
-                <w:rFonts w:hint="eastAsia"/>
                 <w:color w:val="000000" w:themeColor="text1"/>
                 <w:sz w:val="30"/>
                 <w:szCs w:val="30"/>

--- a/系統文件/第5章/5-2需求清單.docx
+++ b/系統文件/第5章/5-2需求清單.docx
@@ -1220,6 +1220,15 @@
                 <w:szCs w:val="30"/>
               </w:rPr>
             </w:pPr>
+            <w:r>
+              <w:rPr>
+                <w:rFonts w:hint="eastAsia"/>
+                <w:color w:val="000000" w:themeColor="text1"/>
+                <w:sz w:val="30"/>
+                <w:szCs w:val="30"/>
+              </w:rPr>
+              <w:t>A07</w:t>
+            </w:r>
           </w:p>
         </w:tc>
         <w:tc>
@@ -1235,6 +1244,15 @@
                 <w:szCs w:val="30"/>
               </w:rPr>
             </w:pPr>
+            <w:r>
+              <w:rPr>
+                <w:rFonts w:hint="eastAsia"/>
+                <w:color w:val="000000" w:themeColor="text1"/>
+                <w:sz w:val="30"/>
+                <w:szCs w:val="30"/>
+              </w:rPr>
+              <w:t>訂閱與點數</w:t>
+            </w:r>
           </w:p>
         </w:tc>
         <w:tc>
@@ -1255,6 +1273,186 @@
                 <w:szCs w:val="30"/>
               </w:rPr>
             </w:pPr>
+            <w:r>
+              <w:rPr>
+                <w:rFonts w:hint="eastAsia"/>
+                <w:color w:val="000000" w:themeColor="text1"/>
+                <w:sz w:val="30"/>
+                <w:szCs w:val="30"/>
+              </w:rPr>
+              <w:t>提供</w:t>
+            </w:r>
+            <w:r>
+              <w:rPr>
+                <w:rFonts w:hint="eastAsia"/>
+                <w:color w:val="000000" w:themeColor="text1"/>
+                <w:sz w:val="30"/>
+                <w:szCs w:val="30"/>
+              </w:rPr>
+              <w:t xml:space="preserve"> Free </w:t>
+            </w:r>
+            <w:r>
+              <w:rPr>
+                <w:rFonts w:hint="eastAsia"/>
+                <w:color w:val="000000" w:themeColor="text1"/>
+                <w:sz w:val="30"/>
+                <w:szCs w:val="30"/>
+              </w:rPr>
+              <w:t>與</w:t>
+            </w:r>
+            <w:r>
+              <w:rPr>
+                <w:rFonts w:hint="eastAsia"/>
+                <w:color w:val="000000" w:themeColor="text1"/>
+                <w:sz w:val="30"/>
+                <w:szCs w:val="30"/>
+              </w:rPr>
+              <w:t xml:space="preserve"> Premium Pro </w:t>
+            </w:r>
+            <w:r>
+              <w:rPr>
+                <w:rFonts w:hint="eastAsia"/>
+                <w:color w:val="000000" w:themeColor="text1"/>
+                <w:sz w:val="30"/>
+                <w:szCs w:val="30"/>
+              </w:rPr>
+              <w:t>方案</w:t>
+            </w:r>
+          </w:p>
+          <w:p>
+            <w:pPr>
+              <w:pStyle w:val="a4"/>
+              <w:numPr>
+                <w:ilvl w:val="0"/>
+                <w:numId w:val="4"/>
+              </w:numPr>
+              <w:ind w:leftChars="0"/>
+              <w:rPr>
+                <w:color w:val="000000" w:themeColor="text1"/>
+                <w:sz w:val="30"/>
+                <w:szCs w:val="30"/>
+              </w:rPr>
+            </w:pPr>
+            <w:r>
+              <w:rPr>
+                <w:rFonts w:hint="eastAsia"/>
+                <w:color w:val="000000" w:themeColor="text1"/>
+                <w:sz w:val="30"/>
+                <w:szCs w:val="30"/>
+              </w:rPr>
+              <w:t>支援</w:t>
+            </w:r>
+            <w:r>
+              <w:rPr>
+                <w:rFonts w:hint="eastAsia"/>
+                <w:color w:val="000000" w:themeColor="text1"/>
+                <w:sz w:val="30"/>
+                <w:szCs w:val="30"/>
+              </w:rPr>
+              <w:t xml:space="preserve"> J-Pts </w:t>
+            </w:r>
+            <w:r>
+              <w:rPr>
+                <w:rFonts w:hint="eastAsia"/>
+                <w:color w:val="000000" w:themeColor="text1"/>
+                <w:sz w:val="30"/>
+                <w:szCs w:val="30"/>
+              </w:rPr>
+              <w:t>點數購買（信用卡</w:t>
+            </w:r>
+            <w:r>
+              <w:rPr>
+                <w:rFonts w:hint="eastAsia"/>
+                <w:color w:val="000000" w:themeColor="text1"/>
+                <w:sz w:val="30"/>
+                <w:szCs w:val="30"/>
+              </w:rPr>
+              <w:t xml:space="preserve"> / Google Pay</w:t>
+            </w:r>
+            <w:r>
+              <w:rPr>
+                <w:rFonts w:hint="eastAsia"/>
+                <w:color w:val="000000" w:themeColor="text1"/>
+                <w:sz w:val="30"/>
+                <w:szCs w:val="30"/>
+              </w:rPr>
+              <w:t>）</w:t>
+            </w:r>
+          </w:p>
+          <w:p>
+            <w:pPr>
+              <w:pStyle w:val="a4"/>
+              <w:numPr>
+                <w:ilvl w:val="0"/>
+                <w:numId w:val="4"/>
+              </w:numPr>
+              <w:ind w:leftChars="0"/>
+              <w:rPr>
+                <w:color w:val="000000" w:themeColor="text1"/>
+                <w:sz w:val="30"/>
+                <w:szCs w:val="30"/>
+              </w:rPr>
+            </w:pPr>
+            <w:r>
+              <w:rPr>
+                <w:rFonts w:hint="eastAsia"/>
+                <w:color w:val="000000" w:themeColor="text1"/>
+                <w:sz w:val="30"/>
+                <w:szCs w:val="30"/>
+              </w:rPr>
+              <w:t>提供交易紀錄查詢功能</w:t>
+            </w:r>
+          </w:p>
+          <w:p>
+            <w:pPr>
+              <w:pStyle w:val="a4"/>
+              <w:numPr>
+                <w:ilvl w:val="0"/>
+                <w:numId w:val="4"/>
+              </w:numPr>
+              <w:ind w:leftChars="0"/>
+              <w:rPr>
+                <w:color w:val="000000" w:themeColor="text1"/>
+                <w:sz w:val="30"/>
+                <w:szCs w:val="30"/>
+              </w:rPr>
+            </w:pPr>
+            <w:r>
+              <w:rPr>
+                <w:rFonts w:hint="eastAsia"/>
+                <w:color w:val="000000" w:themeColor="text1"/>
+                <w:sz w:val="30"/>
+                <w:szCs w:val="30"/>
+              </w:rPr>
+              <w:t xml:space="preserve">Premium </w:t>
+            </w:r>
+            <w:r>
+              <w:rPr>
+                <w:rFonts w:hint="eastAsia"/>
+                <w:color w:val="000000" w:themeColor="text1"/>
+                <w:sz w:val="30"/>
+                <w:szCs w:val="30"/>
+              </w:rPr>
+              <w:t>訂閱提供免廣告、無限</w:t>
+            </w:r>
+            <w:r>
+              <w:rPr>
+                <w:rFonts w:hint="eastAsia"/>
+                <w:color w:val="000000" w:themeColor="text1"/>
+                <w:sz w:val="30"/>
+                <w:szCs w:val="30"/>
+              </w:rPr>
+              <w:t xml:space="preserve"> AI </w:t>
+            </w:r>
+            <w:r>
+              <w:rPr>
+                <w:rFonts w:hint="eastAsia"/>
+                <w:color w:val="000000" w:themeColor="text1"/>
+                <w:sz w:val="30"/>
+                <w:szCs w:val="30"/>
+              </w:rPr>
+              <w:t>對話等進階功能</w:t>
+            </w:r>
           </w:p>
         </w:tc>
       </w:tr>

--- a/系統文件/第5章/5-2需求清單.docx
+++ b/系統文件/第5章/5-2需求清單.docx
@@ -1470,6 +1470,15 @@
                 <w:szCs w:val="30"/>
               </w:rPr>
             </w:pPr>
+            <w:r>
+              <w:rPr>
+                <w:rFonts w:hint="eastAsia"/>
+                <w:color w:val="000000" w:themeColor="text1"/>
+                <w:sz w:val="30"/>
+                <w:szCs w:val="30"/>
+              </w:rPr>
+              <w:t>A08</w:t>
+            </w:r>
           </w:p>
         </w:tc>
         <w:tc>
@@ -1485,6 +1494,15 @@
                 <w:szCs w:val="30"/>
               </w:rPr>
             </w:pPr>
+            <w:r>
+              <w:rPr>
+                <w:rFonts w:hint="eastAsia"/>
+                <w:color w:val="000000" w:themeColor="text1"/>
+                <w:sz w:val="30"/>
+                <w:szCs w:val="30"/>
+              </w:rPr>
+              <w:t>通知提醒</w:t>
+            </w:r>
           </w:p>
         </w:tc>
         <w:tc>
@@ -1505,6 +1523,88 @@
                 <w:szCs w:val="30"/>
               </w:rPr>
             </w:pPr>
+            <w:r>
+              <w:rPr>
+                <w:rFonts w:hint="eastAsia"/>
+                <w:color w:val="000000" w:themeColor="text1"/>
+                <w:sz w:val="30"/>
+                <w:szCs w:val="30"/>
+              </w:rPr>
+              <w:t>每日學習提醒</w:t>
+            </w:r>
+          </w:p>
+          <w:p>
+            <w:pPr>
+              <w:pStyle w:val="a4"/>
+              <w:numPr>
+                <w:ilvl w:val="0"/>
+                <w:numId w:val="4"/>
+              </w:numPr>
+              <w:ind w:leftChars="0"/>
+              <w:rPr>
+                <w:color w:val="000000" w:themeColor="text1"/>
+                <w:sz w:val="30"/>
+                <w:szCs w:val="30"/>
+              </w:rPr>
+            </w:pPr>
+            <w:r>
+              <w:rPr>
+                <w:rFonts w:hint="eastAsia"/>
+                <w:color w:val="000000" w:themeColor="text1"/>
+                <w:sz w:val="30"/>
+                <w:szCs w:val="30"/>
+              </w:rPr>
+              <w:t>單字複習提醒</w:t>
+            </w:r>
+          </w:p>
+          <w:p>
+            <w:pPr>
+              <w:pStyle w:val="a4"/>
+              <w:numPr>
+                <w:ilvl w:val="0"/>
+                <w:numId w:val="4"/>
+              </w:numPr>
+              <w:ind w:leftChars="0"/>
+              <w:rPr>
+                <w:color w:val="000000" w:themeColor="text1"/>
+                <w:sz w:val="30"/>
+                <w:szCs w:val="30"/>
+              </w:rPr>
+            </w:pPr>
+            <w:r>
+              <w:rPr>
+                <w:rFonts w:hint="eastAsia"/>
+                <w:color w:val="000000" w:themeColor="text1"/>
+                <w:sz w:val="30"/>
+                <w:szCs w:val="30"/>
+              </w:rPr>
+              <w:lastRenderedPageBreak/>
+              <w:t>連續登入提醒</w:t>
+            </w:r>
+          </w:p>
+          <w:p>
+            <w:pPr>
+              <w:pStyle w:val="a4"/>
+              <w:numPr>
+                <w:ilvl w:val="0"/>
+                <w:numId w:val="4"/>
+              </w:numPr>
+              <w:ind w:leftChars="0"/>
+              <w:rPr>
+                <w:color w:val="000000" w:themeColor="text1"/>
+                <w:sz w:val="30"/>
+                <w:szCs w:val="30"/>
+              </w:rPr>
+            </w:pPr>
+            <w:r>
+              <w:rPr>
+                <w:rFonts w:hint="eastAsia"/>
+                <w:color w:val="000000" w:themeColor="text1"/>
+                <w:sz w:val="30"/>
+                <w:szCs w:val="30"/>
+              </w:rPr>
+              <w:t>好友互動通知</w:t>
+            </w:r>
           </w:p>
         </w:tc>
       </w:tr>
@@ -1522,6 +1622,16 @@
                 <w:szCs w:val="30"/>
               </w:rPr>
             </w:pPr>
+            <w:r>
+              <w:rPr>
+                <w:rFonts w:hint="eastAsia"/>
+                <w:color w:val="000000" w:themeColor="text1"/>
+                <w:sz w:val="30"/>
+                <w:szCs w:val="30"/>
+              </w:rPr>
+              <w:lastRenderedPageBreak/>
+              <w:t>A09</w:t>
+            </w:r>
           </w:p>
         </w:tc>
         <w:tc>
@@ -1532,11 +1642,21 @@
             <w:pPr>
               <w:jc w:val="center"/>
               <w:rPr>
-                <w:color w:val="000000" w:themeColor="text1"/>
-                <w:sz w:val="30"/>
-                <w:szCs w:val="30"/>
-              </w:rPr>
-            </w:pPr>
+                <w:rFonts w:hint="eastAsia"/>
+                <w:color w:val="000000" w:themeColor="text1"/>
+                <w:sz w:val="30"/>
+                <w:szCs w:val="30"/>
+              </w:rPr>
+            </w:pPr>
+            <w:r>
+              <w:rPr>
+                <w:rFonts w:hint="eastAsia"/>
+                <w:color w:val="000000" w:themeColor="text1"/>
+                <w:sz w:val="30"/>
+                <w:szCs w:val="30"/>
+              </w:rPr>
+              <w:t>系統設定</w:t>
+            </w:r>
           </w:p>
         </w:tc>
         <w:tc>

--- a/系統文件/第5章/5-2需求清單.docx
+++ b/系統文件/第5章/5-2需求清單.docx
@@ -1642,7 +1642,6 @@
             <w:pPr>
               <w:jc w:val="center"/>
               <w:rPr>
-                <w:rFonts w:hint="eastAsia"/>
                 <w:color w:val="000000" w:themeColor="text1"/>
                 <w:sz w:val="30"/>
                 <w:szCs w:val="30"/>
@@ -1677,6 +1676,87 @@
                 <w:szCs w:val="30"/>
               </w:rPr>
             </w:pPr>
+            <w:r>
+              <w:rPr>
+                <w:rFonts w:hint="eastAsia"/>
+                <w:color w:val="000000" w:themeColor="text1"/>
+                <w:sz w:val="30"/>
+                <w:szCs w:val="30"/>
+              </w:rPr>
+              <w:t>字體大小調整（小、標準、大、特大）</w:t>
+            </w:r>
+          </w:p>
+          <w:p>
+            <w:pPr>
+              <w:pStyle w:val="a4"/>
+              <w:numPr>
+                <w:ilvl w:val="0"/>
+                <w:numId w:val="4"/>
+              </w:numPr>
+              <w:ind w:leftChars="0"/>
+              <w:rPr>
+                <w:color w:val="000000" w:themeColor="text1"/>
+                <w:sz w:val="30"/>
+                <w:szCs w:val="30"/>
+              </w:rPr>
+            </w:pPr>
+            <w:r>
+              <w:rPr>
+                <w:rFonts w:hint="eastAsia"/>
+                <w:color w:val="000000" w:themeColor="text1"/>
+                <w:sz w:val="30"/>
+                <w:szCs w:val="30"/>
+              </w:rPr>
+              <w:t>帳號與安全設定</w:t>
+            </w:r>
+          </w:p>
+          <w:p>
+            <w:pPr>
+              <w:pStyle w:val="a4"/>
+              <w:numPr>
+                <w:ilvl w:val="0"/>
+                <w:numId w:val="4"/>
+              </w:numPr>
+              <w:ind w:leftChars="0"/>
+              <w:rPr>
+                <w:color w:val="000000" w:themeColor="text1"/>
+                <w:sz w:val="30"/>
+                <w:szCs w:val="30"/>
+              </w:rPr>
+            </w:pPr>
+            <w:r>
+              <w:rPr>
+                <w:rFonts w:hint="eastAsia"/>
+                <w:color w:val="000000" w:themeColor="text1"/>
+                <w:sz w:val="30"/>
+                <w:szCs w:val="30"/>
+              </w:rPr>
+              <w:t>意見回饋系統（支援官方回覆）</w:t>
+            </w:r>
+          </w:p>
+          <w:p>
+            <w:pPr>
+              <w:pStyle w:val="a4"/>
+              <w:numPr>
+                <w:ilvl w:val="0"/>
+                <w:numId w:val="4"/>
+              </w:numPr>
+              <w:ind w:leftChars="0"/>
+              <w:rPr>
+                <w:color w:val="000000" w:themeColor="text1"/>
+                <w:sz w:val="30"/>
+                <w:szCs w:val="30"/>
+              </w:rPr>
+            </w:pPr>
+            <w:r>
+              <w:rPr>
+                <w:rFonts w:hint="eastAsia"/>
+                <w:color w:val="000000" w:themeColor="text1"/>
+                <w:sz w:val="30"/>
+                <w:szCs w:val="30"/>
+              </w:rPr>
+              <w:t>個人通知偏好設定</w:t>
+            </w:r>
           </w:p>
         </w:tc>
       </w:tr>

--- a/系統文件/第5章/5-2需求清單.docx
+++ b/系統文件/第5章/5-2需求清單.docx
@@ -86,6 +86,7 @@
         <w:tc>
           <w:tcPr>
             <w:tcW w:w="1129" w:type="dxa"/>
+            <w:shd w:val="clear" w:color="auto" w:fill="E7E6E6" w:themeFill="background2"/>
           </w:tcPr>
           <w:p>
             <w:pPr>
@@ -110,6 +111,7 @@
         <w:tc>
           <w:tcPr>
             <w:tcW w:w="1985" w:type="dxa"/>
+            <w:shd w:val="clear" w:color="auto" w:fill="E7E6E6" w:themeFill="background2"/>
           </w:tcPr>
           <w:p>
             <w:pPr>
@@ -134,6 +136,7 @@
         <w:tc>
           <w:tcPr>
             <w:tcW w:w="6520" w:type="dxa"/>
+            <w:shd w:val="clear" w:color="auto" w:fill="E7E6E6" w:themeFill="background2"/>
           </w:tcPr>
           <w:p>
             <w:pPr>

--- a/系統文件/第5章/5-2需求清單.docx
+++ b/系統文件/第5章/5-2需求清單.docx
@@ -1764,6 +1764,55 @@
         </w:tc>
       </w:tr>
     </w:tbl>
+    <w:p>
+      <w:pPr>
+        <w:rPr>
+          <w:color w:val="000000" w:themeColor="text1"/>
+          <w:sz w:val="30"/>
+          <w:szCs w:val="30"/>
+        </w:rPr>
+      </w:pPr>
+      <w:r>
+        <w:rPr>
+          <w:rFonts w:ascii="Segoe UI" w:eastAsia="新細明體" w:hAnsi="Segoe UI" w:cs="Segoe UI" w:hint="eastAsia"/>
+          <w:color w:val="000000" w:themeColor="text1"/>
+          <w:kern w:val="0"/>
+          <w:sz w:val="30"/>
+          <w:szCs w:val="30"/>
+        </w:rPr>
+        <w:t>●</w:t>
+      </w:r>
+      <w:r>
+        <w:rPr>
+          <w:rFonts w:ascii="Segoe UI" w:eastAsia="新細明體" w:hAnsi="Segoe UI" w:cs="Segoe UI" w:hint="eastAsia"/>
+          <w:color w:val="000000" w:themeColor="text1"/>
+          <w:kern w:val="0"/>
+          <w:sz w:val="30"/>
+          <w:szCs w:val="30"/>
+        </w:rPr>
+        <w:t xml:space="preserve"> </w:t>
+      </w:r>
+      <w:r>
+        <w:rPr>
+          <w:rFonts w:ascii="Segoe UI" w:eastAsia="新細明體" w:hAnsi="Segoe UI" w:cs="Segoe UI" w:hint="eastAsia"/>
+          <w:color w:val="000000" w:themeColor="text1"/>
+          <w:kern w:val="0"/>
+          <w:sz w:val="30"/>
+          <w:szCs w:val="30"/>
+        </w:rPr>
+        <w:t>非</w:t>
+      </w:r>
+      <w:r>
+        <w:rPr>
+          <w:rFonts w:ascii="Segoe UI" w:eastAsia="新細明體" w:hAnsi="Segoe UI" w:cs="Segoe UI" w:hint="eastAsia"/>
+          <w:color w:val="000000" w:themeColor="text1"/>
+          <w:kern w:val="0"/>
+          <w:sz w:val="30"/>
+          <w:szCs w:val="30"/>
+        </w:rPr>
+        <w:t>功能性需求</w:t>
+      </w:r>
+    </w:p>
     <w:p>
       <w:pPr>
         <w:rPr>
@@ -2647,6 +2696,7 @@
   <w:style w:type="paragraph" w:default="1" w:styleId="a">
     <w:name w:val="Normal"/>
     <w:qFormat/>
+    <w:rsid w:val="005C5309"/>
     <w:pPr>
       <w:widowControl w:val="0"/>
     </w:pPr>

--- a/系統文件/第5章/5-2需求清單.docx
+++ b/系統文件/第5章/5-2需求清單.docx
@@ -1767,7 +1767,20 @@
     <w:p>
       <w:pPr>
         <w:rPr>
+          <w:rFonts w:ascii="Segoe UI" w:eastAsia="新細明體" w:hAnsi="Segoe UI" w:cs="Segoe UI"/>
           <w:color w:val="000000" w:themeColor="text1"/>
+          <w:kern w:val="0"/>
+          <w:sz w:val="30"/>
+          <w:szCs w:val="30"/>
+        </w:rPr>
+      </w:pPr>
+    </w:p>
+    <w:p>
+      <w:pPr>
+        <w:rPr>
+          <w:rFonts w:ascii="Segoe UI" w:eastAsia="新細明體" w:hAnsi="Segoe UI" w:cs="Segoe UI"/>
+          <w:color w:val="000000" w:themeColor="text1"/>
+          <w:kern w:val="0"/>
           <w:sz w:val="30"/>
           <w:szCs w:val="30"/>
         </w:rPr>
@@ -1813,6 +1826,620 @@
         <w:t>功能性需求</w:t>
       </w:r>
     </w:p>
+    <w:tbl>
+      <w:tblPr>
+        <w:tblStyle w:val="a3"/>
+        <w:tblW w:w="9634" w:type="dxa"/>
+        <w:tblLook w:val="04A0" w:firstRow="1" w:lastRow="0" w:firstColumn="1" w:lastColumn="0" w:noHBand="0" w:noVBand="1"/>
+      </w:tblPr>
+      <w:tblGrid>
+        <w:gridCol w:w="1129"/>
+        <w:gridCol w:w="1985"/>
+        <w:gridCol w:w="6520"/>
+      </w:tblGrid>
+      <w:tr>
+        <w:tc>
+          <w:tcPr>
+            <w:tcW w:w="1129" w:type="dxa"/>
+            <w:shd w:val="clear" w:color="auto" w:fill="E7E6E6" w:themeFill="background2"/>
+          </w:tcPr>
+          <w:p>
+            <w:pPr>
+              <w:jc w:val="center"/>
+              <w:rPr>
+                <w:color w:val="000000" w:themeColor="text1"/>
+                <w:sz w:val="30"/>
+                <w:szCs w:val="30"/>
+              </w:rPr>
+            </w:pPr>
+            <w:r>
+              <w:rPr>
+                <w:rFonts w:hint="eastAsia"/>
+                <w:color w:val="000000" w:themeColor="text1"/>
+                <w:sz w:val="30"/>
+                <w:szCs w:val="30"/>
+              </w:rPr>
+              <w:t>編號</w:t>
+            </w:r>
+          </w:p>
+        </w:tc>
+        <w:tc>
+          <w:tcPr>
+            <w:tcW w:w="1985" w:type="dxa"/>
+            <w:shd w:val="clear" w:color="auto" w:fill="E7E6E6" w:themeFill="background2"/>
+          </w:tcPr>
+          <w:p>
+            <w:pPr>
+              <w:jc w:val="center"/>
+              <w:rPr>
+                <w:color w:val="000000" w:themeColor="text1"/>
+                <w:sz w:val="30"/>
+                <w:szCs w:val="30"/>
+              </w:rPr>
+            </w:pPr>
+            <w:r>
+              <w:rPr>
+                <w:rFonts w:hint="eastAsia"/>
+                <w:color w:val="000000" w:themeColor="text1"/>
+                <w:sz w:val="30"/>
+                <w:szCs w:val="30"/>
+              </w:rPr>
+              <w:t>項目</w:t>
+            </w:r>
+          </w:p>
+        </w:tc>
+        <w:tc>
+          <w:tcPr>
+            <w:tcW w:w="6520" w:type="dxa"/>
+            <w:shd w:val="clear" w:color="auto" w:fill="E7E6E6" w:themeFill="background2"/>
+          </w:tcPr>
+          <w:p>
+            <w:pPr>
+              <w:jc w:val="center"/>
+              <w:rPr>
+                <w:color w:val="000000" w:themeColor="text1"/>
+                <w:sz w:val="30"/>
+                <w:szCs w:val="30"/>
+              </w:rPr>
+            </w:pPr>
+            <w:r>
+              <w:rPr>
+                <w:rFonts w:hint="eastAsia"/>
+                <w:color w:val="000000" w:themeColor="text1"/>
+                <w:sz w:val="30"/>
+                <w:szCs w:val="30"/>
+              </w:rPr>
+              <w:t>敘述</w:t>
+            </w:r>
+          </w:p>
+        </w:tc>
+      </w:tr>
+      <w:tr>
+        <w:trPr>
+          <w:trHeight w:val="2255"/>
+        </w:trPr>
+        <w:tc>
+          <w:tcPr>
+            <w:tcW w:w="1129" w:type="dxa"/>
+          </w:tcPr>
+          <w:p>
+            <w:pPr>
+              <w:jc w:val="center"/>
+              <w:rPr>
+                <w:color w:val="000000" w:themeColor="text1"/>
+                <w:sz w:val="30"/>
+                <w:szCs w:val="30"/>
+              </w:rPr>
+            </w:pPr>
+            <w:r>
+              <w:rPr>
+                <w:rFonts w:hint="eastAsia"/>
+                <w:color w:val="000000" w:themeColor="text1"/>
+                <w:sz w:val="30"/>
+                <w:szCs w:val="30"/>
+              </w:rPr>
+              <w:t>B</w:t>
+            </w:r>
+            <w:r>
+              <w:rPr>
+                <w:rFonts w:hint="eastAsia"/>
+                <w:color w:val="000000" w:themeColor="text1"/>
+                <w:sz w:val="30"/>
+                <w:szCs w:val="30"/>
+              </w:rPr>
+              <w:t>01</w:t>
+            </w:r>
+          </w:p>
+        </w:tc>
+        <w:tc>
+          <w:tcPr>
+            <w:tcW w:w="1985" w:type="dxa"/>
+          </w:tcPr>
+          <w:p>
+            <w:pPr>
+              <w:jc w:val="center"/>
+              <w:rPr>
+                <w:color w:val="000000" w:themeColor="text1"/>
+                <w:sz w:val="30"/>
+                <w:szCs w:val="30"/>
+              </w:rPr>
+            </w:pPr>
+            <w:r>
+              <w:rPr>
+                <w:rFonts w:hint="eastAsia"/>
+                <w:color w:val="000000" w:themeColor="text1"/>
+                <w:sz w:val="30"/>
+                <w:szCs w:val="30"/>
+              </w:rPr>
+              <w:t>效能需求</w:t>
+            </w:r>
+          </w:p>
+        </w:tc>
+        <w:tc>
+          <w:tcPr>
+            <w:tcW w:w="6520" w:type="dxa"/>
+          </w:tcPr>
+          <w:p>
+            <w:pPr>
+              <w:pStyle w:val="a4"/>
+              <w:numPr>
+                <w:ilvl w:val="0"/>
+                <w:numId w:val="1"/>
+              </w:numPr>
+              <w:ind w:leftChars="0"/>
+              <w:rPr>
+                <w:color w:val="000000" w:themeColor="text1"/>
+                <w:sz w:val="30"/>
+                <w:szCs w:val="30"/>
+              </w:rPr>
+            </w:pPr>
+            <w:r>
+              <w:rPr>
+                <w:rFonts w:hint="eastAsia"/>
+                <w:color w:val="000000" w:themeColor="text1"/>
+                <w:sz w:val="30"/>
+                <w:szCs w:val="30"/>
+              </w:rPr>
+              <w:t>一般操作回應時間應在</w:t>
+            </w:r>
+            <w:r>
+              <w:rPr>
+                <w:rFonts w:hint="eastAsia"/>
+                <w:color w:val="000000" w:themeColor="text1"/>
+                <w:sz w:val="30"/>
+                <w:szCs w:val="30"/>
+              </w:rPr>
+              <w:t xml:space="preserve"> 2 </w:t>
+            </w:r>
+            <w:r>
+              <w:rPr>
+                <w:rFonts w:hint="eastAsia"/>
+                <w:color w:val="000000" w:themeColor="text1"/>
+                <w:sz w:val="30"/>
+                <w:szCs w:val="30"/>
+              </w:rPr>
+              <w:t>秒內</w:t>
+            </w:r>
+          </w:p>
+          <w:p>
+            <w:pPr>
+              <w:pStyle w:val="a4"/>
+              <w:numPr>
+                <w:ilvl w:val="0"/>
+                <w:numId w:val="1"/>
+              </w:numPr>
+              <w:ind w:leftChars="0"/>
+              <w:rPr>
+                <w:color w:val="000000" w:themeColor="text1"/>
+                <w:sz w:val="30"/>
+                <w:szCs w:val="30"/>
+              </w:rPr>
+            </w:pPr>
+            <w:r>
+              <w:rPr>
+                <w:rFonts w:hint="eastAsia"/>
+                <w:color w:val="000000" w:themeColor="text1"/>
+                <w:sz w:val="30"/>
+                <w:szCs w:val="30"/>
+              </w:rPr>
+              <w:t>拍照辨識處理時間應在</w:t>
+            </w:r>
+            <w:r>
+              <w:rPr>
+                <w:rFonts w:hint="eastAsia"/>
+                <w:color w:val="000000" w:themeColor="text1"/>
+                <w:sz w:val="30"/>
+                <w:szCs w:val="30"/>
+              </w:rPr>
+              <w:t xml:space="preserve"> 5 </w:t>
+            </w:r>
+            <w:r>
+              <w:rPr>
+                <w:rFonts w:hint="eastAsia"/>
+                <w:color w:val="000000" w:themeColor="text1"/>
+                <w:sz w:val="30"/>
+                <w:szCs w:val="30"/>
+              </w:rPr>
+              <w:t>秒內完成</w:t>
+            </w:r>
+          </w:p>
+          <w:p>
+            <w:pPr>
+              <w:pStyle w:val="a4"/>
+              <w:numPr>
+                <w:ilvl w:val="0"/>
+                <w:numId w:val="1"/>
+              </w:numPr>
+              <w:ind w:leftChars="0"/>
+              <w:rPr>
+                <w:color w:val="000000" w:themeColor="text1"/>
+                <w:sz w:val="30"/>
+                <w:szCs w:val="30"/>
+              </w:rPr>
+            </w:pPr>
+            <w:r>
+              <w:rPr>
+                <w:rFonts w:hint="eastAsia"/>
+                <w:color w:val="000000" w:themeColor="text1"/>
+                <w:sz w:val="30"/>
+                <w:szCs w:val="30"/>
+              </w:rPr>
+              <w:t>支援同時多位使用者操作</w:t>
+            </w:r>
+            <w:r>
+              <w:tab/>
+            </w:r>
+          </w:p>
+        </w:tc>
+      </w:tr>
+      <w:tr>
+        <w:trPr>
+          <w:trHeight w:val="696"/>
+        </w:trPr>
+        <w:tc>
+          <w:tcPr>
+            <w:tcW w:w="1129" w:type="dxa"/>
+          </w:tcPr>
+          <w:p>
+            <w:pPr>
+              <w:jc w:val="center"/>
+              <w:rPr>
+                <w:color w:val="000000" w:themeColor="text1"/>
+                <w:sz w:val="30"/>
+                <w:szCs w:val="30"/>
+              </w:rPr>
+            </w:pPr>
+            <w:r>
+              <w:rPr>
+                <w:rFonts w:hint="eastAsia"/>
+                <w:color w:val="000000" w:themeColor="text1"/>
+                <w:sz w:val="30"/>
+                <w:szCs w:val="30"/>
+              </w:rPr>
+              <w:t>B</w:t>
+            </w:r>
+            <w:r>
+              <w:rPr>
+                <w:rFonts w:hint="eastAsia"/>
+                <w:color w:val="000000" w:themeColor="text1"/>
+                <w:sz w:val="30"/>
+                <w:szCs w:val="30"/>
+              </w:rPr>
+              <w:t>02</w:t>
+            </w:r>
+          </w:p>
+        </w:tc>
+        <w:tc>
+          <w:tcPr>
+            <w:tcW w:w="1985" w:type="dxa"/>
+          </w:tcPr>
+          <w:p>
+            <w:pPr>
+              <w:jc w:val="center"/>
+              <w:rPr>
+                <w:color w:val="000000" w:themeColor="text1"/>
+                <w:sz w:val="30"/>
+                <w:szCs w:val="30"/>
+              </w:rPr>
+            </w:pPr>
+            <w:r>
+              <w:rPr>
+                <w:rFonts w:hint="eastAsia"/>
+                <w:color w:val="000000" w:themeColor="text1"/>
+                <w:sz w:val="30"/>
+                <w:szCs w:val="30"/>
+              </w:rPr>
+              <w:t>拍照學習</w:t>
+            </w:r>
+          </w:p>
+        </w:tc>
+        <w:tc>
+          <w:tcPr>
+            <w:tcW w:w="6520" w:type="dxa"/>
+          </w:tcPr>
+          <w:p>
+            <w:pPr>
+              <w:pStyle w:val="a4"/>
+              <w:numPr>
+                <w:ilvl w:val="0"/>
+                <w:numId w:val="5"/>
+              </w:numPr>
+              <w:ind w:leftChars="0"/>
+              <w:rPr>
+                <w:rFonts w:hint="eastAsia"/>
+                <w:color w:val="000000" w:themeColor="text1"/>
+                <w:sz w:val="30"/>
+                <w:szCs w:val="30"/>
+              </w:rPr>
+            </w:pPr>
+          </w:p>
+        </w:tc>
+      </w:tr>
+      <w:tr>
+        <w:tc>
+          <w:tcPr>
+            <w:tcW w:w="1129" w:type="dxa"/>
+          </w:tcPr>
+          <w:p>
+            <w:pPr>
+              <w:jc w:val="center"/>
+              <w:rPr>
+                <w:color w:val="000000" w:themeColor="text1"/>
+                <w:sz w:val="30"/>
+                <w:szCs w:val="30"/>
+              </w:rPr>
+            </w:pPr>
+            <w:r>
+              <w:rPr>
+                <w:rFonts w:hint="eastAsia"/>
+                <w:color w:val="000000" w:themeColor="text1"/>
+                <w:sz w:val="30"/>
+                <w:szCs w:val="30"/>
+              </w:rPr>
+              <w:t>B</w:t>
+            </w:r>
+            <w:r>
+              <w:rPr>
+                <w:rFonts w:hint="eastAsia"/>
+                <w:color w:val="000000" w:themeColor="text1"/>
+                <w:sz w:val="30"/>
+                <w:szCs w:val="30"/>
+              </w:rPr>
+              <w:t>03</w:t>
+            </w:r>
+          </w:p>
+        </w:tc>
+        <w:tc>
+          <w:tcPr>
+            <w:tcW w:w="1985" w:type="dxa"/>
+          </w:tcPr>
+          <w:p>
+            <w:pPr>
+              <w:jc w:val="center"/>
+              <w:rPr>
+                <w:color w:val="000000" w:themeColor="text1"/>
+                <w:sz w:val="30"/>
+                <w:szCs w:val="30"/>
+              </w:rPr>
+            </w:pPr>
+            <w:r>
+              <w:rPr>
+                <w:rFonts w:hint="eastAsia"/>
+                <w:color w:val="000000" w:themeColor="text1"/>
+                <w:sz w:val="30"/>
+                <w:szCs w:val="30"/>
+              </w:rPr>
+              <w:t>單字收藏</w:t>
+            </w:r>
+          </w:p>
+        </w:tc>
+        <w:tc>
+          <w:tcPr>
+            <w:tcW w:w="6520" w:type="dxa"/>
+          </w:tcPr>
+          <w:p>
+            <w:pPr>
+              <w:pStyle w:val="a4"/>
+              <w:numPr>
+                <w:ilvl w:val="0"/>
+                <w:numId w:val="3"/>
+              </w:numPr>
+              <w:ind w:leftChars="0"/>
+              <w:rPr>
+                <w:color w:val="000000" w:themeColor="text1"/>
+                <w:sz w:val="30"/>
+                <w:szCs w:val="30"/>
+              </w:rPr>
+            </w:pPr>
+          </w:p>
+        </w:tc>
+      </w:tr>
+      <w:tr>
+        <w:tc>
+          <w:tcPr>
+            <w:tcW w:w="1129" w:type="dxa"/>
+          </w:tcPr>
+          <w:p>
+            <w:pPr>
+              <w:jc w:val="center"/>
+              <w:rPr>
+                <w:color w:val="000000" w:themeColor="text1"/>
+                <w:sz w:val="30"/>
+                <w:szCs w:val="30"/>
+              </w:rPr>
+            </w:pPr>
+            <w:r>
+              <w:rPr>
+                <w:rFonts w:hint="eastAsia"/>
+                <w:color w:val="000000" w:themeColor="text1"/>
+                <w:sz w:val="30"/>
+                <w:szCs w:val="30"/>
+              </w:rPr>
+              <w:t>B</w:t>
+            </w:r>
+            <w:r>
+              <w:rPr>
+                <w:rFonts w:hint="eastAsia"/>
+                <w:color w:val="000000" w:themeColor="text1"/>
+                <w:sz w:val="30"/>
+                <w:szCs w:val="30"/>
+              </w:rPr>
+              <w:t>04</w:t>
+            </w:r>
+          </w:p>
+        </w:tc>
+        <w:tc>
+          <w:tcPr>
+            <w:tcW w:w="1985" w:type="dxa"/>
+          </w:tcPr>
+          <w:p>
+            <w:pPr>
+              <w:jc w:val="center"/>
+              <w:rPr>
+                <w:color w:val="000000" w:themeColor="text1"/>
+                <w:sz w:val="30"/>
+                <w:szCs w:val="30"/>
+              </w:rPr>
+            </w:pPr>
+            <w:r>
+              <w:rPr>
+                <w:rFonts w:hint="eastAsia"/>
+                <w:color w:val="000000" w:themeColor="text1"/>
+                <w:sz w:val="30"/>
+                <w:szCs w:val="30"/>
+              </w:rPr>
+              <w:t>A</w:t>
+            </w:r>
+            <w:r>
+              <w:rPr>
+                <w:color w:val="000000" w:themeColor="text1"/>
+                <w:sz w:val="30"/>
+                <w:szCs w:val="30"/>
+              </w:rPr>
+              <w:t>I</w:t>
+            </w:r>
+            <w:r>
+              <w:rPr>
+                <w:rFonts w:hint="eastAsia"/>
+                <w:color w:val="000000" w:themeColor="text1"/>
+                <w:sz w:val="30"/>
+                <w:szCs w:val="30"/>
+              </w:rPr>
+              <w:t>對話練習</w:t>
+            </w:r>
+          </w:p>
+        </w:tc>
+        <w:tc>
+          <w:tcPr>
+            <w:tcW w:w="6520" w:type="dxa"/>
+          </w:tcPr>
+          <w:p>
+            <w:pPr>
+              <w:pStyle w:val="a4"/>
+              <w:numPr>
+                <w:ilvl w:val="0"/>
+                <w:numId w:val="4"/>
+              </w:numPr>
+              <w:ind w:leftChars="0"/>
+              <w:rPr>
+                <w:color w:val="000000" w:themeColor="text1"/>
+                <w:sz w:val="30"/>
+                <w:szCs w:val="30"/>
+              </w:rPr>
+            </w:pPr>
+          </w:p>
+        </w:tc>
+      </w:tr>
+      <w:tr>
+        <w:tc>
+          <w:tcPr>
+            <w:tcW w:w="1129" w:type="dxa"/>
+          </w:tcPr>
+          <w:p>
+            <w:pPr>
+              <w:jc w:val="center"/>
+              <w:rPr>
+                <w:color w:val="000000" w:themeColor="text1"/>
+                <w:sz w:val="30"/>
+                <w:szCs w:val="30"/>
+              </w:rPr>
+            </w:pPr>
+            <w:r>
+              <w:rPr>
+                <w:rFonts w:hint="eastAsia"/>
+                <w:color w:val="000000" w:themeColor="text1"/>
+                <w:sz w:val="30"/>
+                <w:szCs w:val="30"/>
+              </w:rPr>
+              <w:t>B</w:t>
+            </w:r>
+            <w:r>
+              <w:rPr>
+                <w:rFonts w:hint="eastAsia"/>
+                <w:color w:val="000000" w:themeColor="text1"/>
+                <w:sz w:val="30"/>
+                <w:szCs w:val="30"/>
+              </w:rPr>
+              <w:t>05</w:t>
+            </w:r>
+          </w:p>
+        </w:tc>
+        <w:tc>
+          <w:tcPr>
+            <w:tcW w:w="1985" w:type="dxa"/>
+          </w:tcPr>
+          <w:p>
+            <w:pPr>
+              <w:jc w:val="center"/>
+              <w:rPr>
+                <w:color w:val="000000" w:themeColor="text1"/>
+                <w:sz w:val="30"/>
+                <w:szCs w:val="30"/>
+              </w:rPr>
+            </w:pPr>
+            <w:r>
+              <w:rPr>
+                <w:rFonts w:hint="eastAsia"/>
+                <w:color w:val="000000" w:themeColor="text1"/>
+                <w:sz w:val="30"/>
+                <w:szCs w:val="30"/>
+              </w:rPr>
+              <w:t>個人檔案</w:t>
+            </w:r>
+          </w:p>
+        </w:tc>
+        <w:tc>
+          <w:tcPr>
+            <w:tcW w:w="6520" w:type="dxa"/>
+          </w:tcPr>
+          <w:p>
+            <w:pPr>
+              <w:pStyle w:val="a4"/>
+              <w:numPr>
+                <w:ilvl w:val="0"/>
+                <w:numId w:val="4"/>
+              </w:numPr>
+              <w:ind w:leftChars="0"/>
+              <w:rPr>
+                <w:color w:val="000000" w:themeColor="text1"/>
+                <w:sz w:val="30"/>
+                <w:szCs w:val="30"/>
+              </w:rPr>
+            </w:pPr>
+          </w:p>
+        </w:tc>
+      </w:tr>
+    </w:tbl>
+    <w:p>
+      <w:pPr>
+        <w:rPr>
+          <w:rFonts w:hint="eastAsia"/>
+          <w:color w:val="000000" w:themeColor="text1"/>
+          <w:sz w:val="30"/>
+          <w:szCs w:val="30"/>
+        </w:rPr>
+      </w:pPr>
+    </w:p>
     <w:p>
       <w:pPr>
         <w:rPr>
@@ -1948,6 +2575,119 @@
     </w:lvl>
   </w:abstractNum>
   <w:abstractNum w:abstractNumId="1" w15:restartNumberingAfterBreak="0">
+    <w:nsid w:val="461B3CF3"/>
+    <w:multiLevelType w:val="hybridMultilevel"/>
+    <w:tmpl w:val="F51612C2"/>
+    <w:lvl w:ilvl="0" w:tplc="3C166F56">
+      <w:start w:val="1"/>
+      <w:numFmt w:val="bullet"/>
+      <w:lvlText w:val=""/>
+      <w:lvlJc w:val="left"/>
+      <w:pPr>
+        <w:ind w:left="480" w:hanging="480"/>
+      </w:pPr>
+      <w:rPr>
+        <w:rFonts w:ascii="Wingdings" w:hAnsi="Wingdings" w:hint="default"/>
+      </w:rPr>
+    </w:lvl>
+    <w:lvl w:ilvl="1" w:tplc="04090003" w:tentative="1">
+      <w:start w:val="1"/>
+      <w:numFmt w:val="bullet"/>
+      <w:lvlText w:val=""/>
+      <w:lvlJc w:val="left"/>
+      <w:pPr>
+        <w:ind w:left="960" w:hanging="480"/>
+      </w:pPr>
+      <w:rPr>
+        <w:rFonts w:ascii="Wingdings" w:hAnsi="Wingdings" w:hint="default"/>
+      </w:rPr>
+    </w:lvl>
+    <w:lvl w:ilvl="2" w:tplc="04090005" w:tentative="1">
+      <w:start w:val="1"/>
+      <w:numFmt w:val="bullet"/>
+      <w:lvlText w:val=""/>
+      <w:lvlJc w:val="left"/>
+      <w:pPr>
+        <w:ind w:left="1440" w:hanging="480"/>
+      </w:pPr>
+      <w:rPr>
+        <w:rFonts w:ascii="Wingdings" w:hAnsi="Wingdings" w:hint="default"/>
+      </w:rPr>
+    </w:lvl>
+    <w:lvl w:ilvl="3" w:tplc="04090001" w:tentative="1">
+      <w:start w:val="1"/>
+      <w:numFmt w:val="bullet"/>
+      <w:lvlText w:val=""/>
+      <w:lvlJc w:val="left"/>
+      <w:pPr>
+        <w:ind w:left="1920" w:hanging="480"/>
+      </w:pPr>
+      <w:rPr>
+        <w:rFonts w:ascii="Wingdings" w:hAnsi="Wingdings" w:hint="default"/>
+      </w:rPr>
+    </w:lvl>
+    <w:lvl w:ilvl="4" w:tplc="04090003" w:tentative="1">
+      <w:start w:val="1"/>
+      <w:numFmt w:val="bullet"/>
+      <w:lvlText w:val=""/>
+      <w:lvlJc w:val="left"/>
+      <w:pPr>
+        <w:ind w:left="2400" w:hanging="480"/>
+      </w:pPr>
+      <w:rPr>
+        <w:rFonts w:ascii="Wingdings" w:hAnsi="Wingdings" w:hint="default"/>
+      </w:rPr>
+    </w:lvl>
+    <w:lvl w:ilvl="5" w:tplc="04090005" w:tentative="1">
+      <w:start w:val="1"/>
+      <w:numFmt w:val="bullet"/>
+      <w:lvlText w:val=""/>
+      <w:lvlJc w:val="left"/>
+      <w:pPr>
+        <w:ind w:left="2880" w:hanging="480"/>
+      </w:pPr>
+      <w:rPr>
+        <w:rFonts w:ascii="Wingdings" w:hAnsi="Wingdings" w:hint="default"/>
+      </w:rPr>
+    </w:lvl>
+    <w:lvl w:ilvl="6" w:tplc="04090001" w:tentative="1">
+      <w:start w:val="1"/>
+      <w:numFmt w:val="bullet"/>
+      <w:lvlText w:val=""/>
+      <w:lvlJc w:val="left"/>
+      <w:pPr>
+        <w:ind w:left="3360" w:hanging="480"/>
+      </w:pPr>
+      <w:rPr>
+        <w:rFonts w:ascii="Wingdings" w:hAnsi="Wingdings" w:hint="default"/>
+      </w:rPr>
+    </w:lvl>
+    <w:lvl w:ilvl="7" w:tplc="04090003" w:tentative="1">
+      <w:start w:val="1"/>
+      <w:numFmt w:val="bullet"/>
+      <w:lvlText w:val=""/>
+      <w:lvlJc w:val="left"/>
+      <w:pPr>
+        <w:ind w:left="3840" w:hanging="480"/>
+      </w:pPr>
+      <w:rPr>
+        <w:rFonts w:ascii="Wingdings" w:hAnsi="Wingdings" w:hint="default"/>
+      </w:rPr>
+    </w:lvl>
+    <w:lvl w:ilvl="8" w:tplc="04090005" w:tentative="1">
+      <w:start w:val="1"/>
+      <w:numFmt w:val="bullet"/>
+      <w:lvlText w:val=""/>
+      <w:lvlJc w:val="left"/>
+      <w:pPr>
+        <w:ind w:left="4320" w:hanging="480"/>
+      </w:pPr>
+      <w:rPr>
+        <w:rFonts w:ascii="Wingdings" w:hAnsi="Wingdings" w:hint="default"/>
+      </w:rPr>
+    </w:lvl>
+  </w:abstractNum>
+  <w:abstractNum w:abstractNumId="2" w15:restartNumberingAfterBreak="0">
     <w:nsid w:val="46E572C3"/>
     <w:multiLevelType w:val="hybridMultilevel"/>
     <w:tmpl w:val="00E25ADC"/>
@@ -2060,7 +2800,7 @@
       </w:rPr>
     </w:lvl>
   </w:abstractNum>
-  <w:abstractNum w:abstractNumId="2" w15:restartNumberingAfterBreak="0">
+  <w:abstractNum w:abstractNumId="3" w15:restartNumberingAfterBreak="0">
     <w:nsid w:val="63E21E60"/>
     <w:multiLevelType w:val="hybridMultilevel"/>
     <w:tmpl w:val="A82AC51A"/>
@@ -2173,7 +2913,7 @@
       </w:rPr>
     </w:lvl>
   </w:abstractNum>
-  <w:abstractNum w:abstractNumId="3" w15:restartNumberingAfterBreak="0">
+  <w:abstractNum w:abstractNumId="4" w15:restartNumberingAfterBreak="0">
     <w:nsid w:val="69646701"/>
     <w:multiLevelType w:val="hybridMultilevel"/>
     <w:tmpl w:val="BFF4A506"/>
@@ -2287,15 +3027,18 @@
     </w:lvl>
   </w:abstractNum>
   <w:num w:numId="1">
-    <w:abstractNumId w:val="2"/>
+    <w:abstractNumId w:val="3"/>
   </w:num>
   <w:num w:numId="2">
     <w:abstractNumId w:val="0"/>
   </w:num>
   <w:num w:numId="3">
-    <w:abstractNumId w:val="3"/>
+    <w:abstractNumId w:val="4"/>
   </w:num>
   <w:num w:numId="4">
+    <w:abstractNumId w:val="2"/>
+  </w:num>
+  <w:num w:numId="5">
     <w:abstractNumId w:val="1"/>
   </w:num>
 </w:numbering>
@@ -2696,7 +3439,7 @@
   <w:style w:type="paragraph" w:default="1" w:styleId="a">
     <w:name w:val="Normal"/>
     <w:qFormat/>
-    <w:rsid w:val="005C5309"/>
+    <w:rsid w:val="00115322"/>
     <w:pPr>
       <w:widowControl w:val="0"/>
     </w:pPr>

--- a/系統文件/第5章/5-2需求清單.docx
+++ b/系統文件/第5章/5-2需求清單.docx
@@ -75,6 +75,7 @@
       <w:tblPr>
         <w:tblStyle w:val="a3"/>
         <w:tblW w:w="9634" w:type="dxa"/>
+        <w:jc w:val="center"/>
         <w:tblLook w:val="04A0" w:firstRow="1" w:lastRow="0" w:firstColumn="1" w:lastColumn="0" w:noHBand="0" w:noVBand="1"/>
       </w:tblPr>
       <w:tblGrid>
@@ -83,6 +84,9 @@
         <w:gridCol w:w="6520"/>
       </w:tblGrid>
       <w:tr>
+        <w:trPr>
+          <w:jc w:val="center"/>
+        </w:trPr>
         <w:tc>
           <w:tcPr>
             <w:tcW w:w="1129" w:type="dxa"/>
@@ -162,10 +166,12 @@
       <w:tr>
         <w:trPr>
           <w:trHeight w:val="3763"/>
+          <w:jc w:val="center"/>
         </w:trPr>
         <w:tc>
           <w:tcPr>
             <w:tcW w:w="1129" w:type="dxa"/>
+            <w:vAlign w:val="center"/>
           </w:tcPr>
           <w:p>
             <w:pPr>
@@ -190,6 +196,7 @@
         <w:tc>
           <w:tcPr>
             <w:tcW w:w="1985" w:type="dxa"/>
+            <w:vAlign w:val="center"/>
           </w:tcPr>
           <w:p>
             <w:pPr>
@@ -376,10 +383,12 @@
       <w:tr>
         <w:trPr>
           <w:trHeight w:val="3816"/>
+          <w:jc w:val="center"/>
         </w:trPr>
         <w:tc>
           <w:tcPr>
             <w:tcW w:w="1129" w:type="dxa"/>
+            <w:vAlign w:val="center"/>
           </w:tcPr>
           <w:p>
             <w:pPr>
@@ -404,6 +413,7 @@
         <w:tc>
           <w:tcPr>
             <w:tcW w:w="1985" w:type="dxa"/>
+            <w:vAlign w:val="center"/>
           </w:tcPr>
           <w:p>
             <w:pPr>
@@ -570,9 +580,13 @@
         </w:tc>
       </w:tr>
       <w:tr>
+        <w:trPr>
+          <w:jc w:val="center"/>
+        </w:trPr>
         <w:tc>
           <w:tcPr>
             <w:tcW w:w="1129" w:type="dxa"/>
+            <w:vAlign w:val="center"/>
           </w:tcPr>
           <w:p>
             <w:pPr>
@@ -597,6 +611,7 @@
         <w:tc>
           <w:tcPr>
             <w:tcW w:w="1985" w:type="dxa"/>
+            <w:vAlign w:val="center"/>
           </w:tcPr>
           <w:p>
             <w:pPr>
@@ -745,9 +760,13 @@
         </w:tc>
       </w:tr>
       <w:tr>
+        <w:trPr>
+          <w:jc w:val="center"/>
+        </w:trPr>
         <w:tc>
           <w:tcPr>
             <w:tcW w:w="1129" w:type="dxa"/>
+            <w:vAlign w:val="center"/>
           </w:tcPr>
           <w:p>
             <w:pPr>
@@ -773,6 +792,7 @@
         <w:tc>
           <w:tcPr>
             <w:tcW w:w="1985" w:type="dxa"/>
+            <w:vAlign w:val="center"/>
           </w:tcPr>
           <w:p>
             <w:pPr>
@@ -908,9 +928,13 @@
         </w:tc>
       </w:tr>
       <w:tr>
+        <w:trPr>
+          <w:jc w:val="center"/>
+        </w:trPr>
         <w:tc>
           <w:tcPr>
             <w:tcW w:w="1129" w:type="dxa"/>
+            <w:vAlign w:val="center"/>
           </w:tcPr>
           <w:p>
             <w:pPr>
@@ -935,6 +959,7 @@
         <w:tc>
           <w:tcPr>
             <w:tcW w:w="1985" w:type="dxa"/>
+            <w:vAlign w:val="center"/>
           </w:tcPr>
           <w:p>
             <w:pPr>
@@ -1059,9 +1084,13 @@
         </w:tc>
       </w:tr>
       <w:tr>
+        <w:trPr>
+          <w:jc w:val="center"/>
+        </w:trPr>
         <w:tc>
           <w:tcPr>
             <w:tcW w:w="1129" w:type="dxa"/>
+            <w:vAlign w:val="center"/>
           </w:tcPr>
           <w:p>
             <w:pPr>
@@ -1086,6 +1115,7 @@
         <w:tc>
           <w:tcPr>
             <w:tcW w:w="1985" w:type="dxa"/>
+            <w:vAlign w:val="center"/>
           </w:tcPr>
           <w:p>
             <w:pPr>
@@ -1210,9 +1240,13 @@
         </w:tc>
       </w:tr>
       <w:tr>
+        <w:trPr>
+          <w:jc w:val="center"/>
+        </w:trPr>
         <w:tc>
           <w:tcPr>
             <w:tcW w:w="1129" w:type="dxa"/>
+            <w:vAlign w:val="center"/>
           </w:tcPr>
           <w:p>
             <w:pPr>
@@ -1237,6 +1271,7 @@
         <w:tc>
           <w:tcPr>
             <w:tcW w:w="1985" w:type="dxa"/>
+            <w:vAlign w:val="center"/>
           </w:tcPr>
           <w:p>
             <w:pPr>
@@ -1460,9 +1495,13 @@
         </w:tc>
       </w:tr>
       <w:tr>
+        <w:trPr>
+          <w:jc w:val="center"/>
+        </w:trPr>
         <w:tc>
           <w:tcPr>
             <w:tcW w:w="1129" w:type="dxa"/>
+            <w:vAlign w:val="center"/>
           </w:tcPr>
           <w:p>
             <w:pPr>
@@ -1487,6 +1526,7 @@
         <w:tc>
           <w:tcPr>
             <w:tcW w:w="1985" w:type="dxa"/>
+            <w:vAlign w:val="center"/>
           </w:tcPr>
           <w:p>
             <w:pPr>
@@ -1612,9 +1652,13 @@
         </w:tc>
       </w:tr>
       <w:tr>
+        <w:trPr>
+          <w:jc w:val="center"/>
+        </w:trPr>
         <w:tc>
           <w:tcPr>
             <w:tcW w:w="1129" w:type="dxa"/>
+            <w:vAlign w:val="center"/>
           </w:tcPr>
           <w:p>
             <w:pPr>
@@ -1640,6 +1684,7 @@
         <w:tc>
           <w:tcPr>
             <w:tcW w:w="1985" w:type="dxa"/>
+            <w:vAlign w:val="center"/>
           </w:tcPr>
           <w:p>
             <w:pPr>
@@ -1921,6 +1966,7 @@
         <w:tc>
           <w:tcPr>
             <w:tcW w:w="1129" w:type="dxa"/>
+            <w:vAlign w:val="center"/>
           </w:tcPr>
           <w:p>
             <w:pPr>
@@ -1938,22 +1984,14 @@
                 <w:sz w:val="30"/>
                 <w:szCs w:val="30"/>
               </w:rPr>
-              <w:t>B</w:t>
-            </w:r>
-            <w:r>
-              <w:rPr>
-                <w:rFonts w:hint="eastAsia"/>
-                <w:color w:val="000000" w:themeColor="text1"/>
-                <w:sz w:val="30"/>
-                <w:szCs w:val="30"/>
-              </w:rPr>
-              <w:t>01</w:t>
+              <w:t>B01</w:t>
             </w:r>
           </w:p>
         </w:tc>
         <w:tc>
           <w:tcPr>
             <w:tcW w:w="1985" w:type="dxa"/>
+            <w:vAlign w:val="center"/>
           </w:tcPr>
           <w:p>
             <w:pPr>
@@ -2099,6 +2137,7 @@
         <w:tc>
           <w:tcPr>
             <w:tcW w:w="1129" w:type="dxa"/>
+            <w:vAlign w:val="center"/>
           </w:tcPr>
           <w:p>
             <w:pPr>
@@ -2116,22 +2155,14 @@
                 <w:sz w:val="30"/>
                 <w:szCs w:val="30"/>
               </w:rPr>
-              <w:t>B</w:t>
-            </w:r>
-            <w:r>
-              <w:rPr>
-                <w:rFonts w:hint="eastAsia"/>
-                <w:color w:val="000000" w:themeColor="text1"/>
-                <w:sz w:val="30"/>
-                <w:szCs w:val="30"/>
-              </w:rPr>
-              <w:t>02</w:t>
+              <w:t>B02</w:t>
             </w:r>
           </w:p>
         </w:tc>
         <w:tc>
           <w:tcPr>
             <w:tcW w:w="1985" w:type="dxa"/>
+            <w:vAlign w:val="center"/>
           </w:tcPr>
           <w:p>
             <w:pPr>
@@ -2166,7 +2197,6 @@
               </w:numPr>
               <w:ind w:leftChars="0"/>
               <w:rPr>
-                <w:rFonts w:hint="eastAsia"/>
                 <w:color w:val="000000" w:themeColor="text1"/>
                 <w:sz w:val="30"/>
                 <w:szCs w:val="30"/>
@@ -2179,6 +2209,7 @@
         <w:tc>
           <w:tcPr>
             <w:tcW w:w="1129" w:type="dxa"/>
+            <w:vAlign w:val="center"/>
           </w:tcPr>
           <w:p>
             <w:pPr>
@@ -2196,22 +2227,14 @@
                 <w:sz w:val="30"/>
                 <w:szCs w:val="30"/>
               </w:rPr>
-              <w:t>B</w:t>
-            </w:r>
-            <w:r>
-              <w:rPr>
-                <w:rFonts w:hint="eastAsia"/>
-                <w:color w:val="000000" w:themeColor="text1"/>
-                <w:sz w:val="30"/>
-                <w:szCs w:val="30"/>
-              </w:rPr>
-              <w:t>03</w:t>
+              <w:t>B03</w:t>
             </w:r>
           </w:p>
         </w:tc>
         <w:tc>
           <w:tcPr>
             <w:tcW w:w="1985" w:type="dxa"/>
+            <w:vAlign w:val="center"/>
           </w:tcPr>
           <w:p>
             <w:pPr>
@@ -2258,6 +2281,7 @@
         <w:tc>
           <w:tcPr>
             <w:tcW w:w="1129" w:type="dxa"/>
+            <w:vAlign w:val="center"/>
           </w:tcPr>
           <w:p>
             <w:pPr>
@@ -2275,22 +2299,14 @@
                 <w:sz w:val="30"/>
                 <w:szCs w:val="30"/>
               </w:rPr>
-              <w:t>B</w:t>
-            </w:r>
-            <w:r>
-              <w:rPr>
-                <w:rFonts w:hint="eastAsia"/>
-                <w:color w:val="000000" w:themeColor="text1"/>
-                <w:sz w:val="30"/>
-                <w:szCs w:val="30"/>
-              </w:rPr>
-              <w:t>04</w:t>
+              <w:t>B04</w:t>
             </w:r>
           </w:p>
         </w:tc>
         <w:tc>
           <w:tcPr>
             <w:tcW w:w="1985" w:type="dxa"/>
+            <w:vAlign w:val="center"/>
           </w:tcPr>
           <w:p>
             <w:pPr>
@@ -2354,6 +2370,7 @@
         <w:tc>
           <w:tcPr>
             <w:tcW w:w="1129" w:type="dxa"/>
+            <w:vAlign w:val="center"/>
           </w:tcPr>
           <w:p>
             <w:pPr>
@@ -2371,22 +2388,14 @@
                 <w:sz w:val="30"/>
                 <w:szCs w:val="30"/>
               </w:rPr>
-              <w:t>B</w:t>
-            </w:r>
-            <w:r>
-              <w:rPr>
-                <w:rFonts w:hint="eastAsia"/>
-                <w:color w:val="000000" w:themeColor="text1"/>
-                <w:sz w:val="30"/>
-                <w:szCs w:val="30"/>
-              </w:rPr>
-              <w:t>05</w:t>
+              <w:t>B05</w:t>
             </w:r>
           </w:p>
         </w:tc>
         <w:tc>
           <w:tcPr>
             <w:tcW w:w="1985" w:type="dxa"/>
+            <w:vAlign w:val="center"/>
           </w:tcPr>
           <w:p>
             <w:pPr>
@@ -2433,7 +2442,6 @@
     <w:p>
       <w:pPr>
         <w:rPr>
-          <w:rFonts w:hint="eastAsia"/>
           <w:color w:val="000000" w:themeColor="text1"/>
           <w:sz w:val="30"/>
           <w:szCs w:val="30"/>

--- a/系統文件/第5章/5-2需求清單.docx
+++ b/系統文件/第5章/5-2需求清單.docx
@@ -75,7 +75,6 @@
       <w:tblPr>
         <w:tblStyle w:val="a3"/>
         <w:tblW w:w="9634" w:type="dxa"/>
-        <w:jc w:val="center"/>
         <w:tblLook w:val="04A0" w:firstRow="1" w:lastRow="0" w:firstColumn="1" w:lastColumn="0" w:noHBand="0" w:noVBand="1"/>
       </w:tblPr>
       <w:tblGrid>
@@ -84,9 +83,6 @@
         <w:gridCol w:w="6520"/>
       </w:tblGrid>
       <w:tr>
-        <w:trPr>
-          <w:jc w:val="center"/>
-        </w:trPr>
         <w:tc>
           <w:tcPr>
             <w:tcW w:w="1129" w:type="dxa"/>
@@ -166,7 +162,6 @@
       <w:tr>
         <w:trPr>
           <w:trHeight w:val="3763"/>
-          <w:jc w:val="center"/>
         </w:trPr>
         <w:tc>
           <w:tcPr>
@@ -383,7 +378,6 @@
       <w:tr>
         <w:trPr>
           <w:trHeight w:val="3816"/>
-          <w:jc w:val="center"/>
         </w:trPr>
         <w:tc>
           <w:tcPr>
@@ -580,9 +574,6 @@
         </w:tc>
       </w:tr>
       <w:tr>
-        <w:trPr>
-          <w:jc w:val="center"/>
-        </w:trPr>
         <w:tc>
           <w:tcPr>
             <w:tcW w:w="1129" w:type="dxa"/>
@@ -760,9 +751,6 @@
         </w:tc>
       </w:tr>
       <w:tr>
-        <w:trPr>
-          <w:jc w:val="center"/>
-        </w:trPr>
         <w:tc>
           <w:tcPr>
             <w:tcW w:w="1129" w:type="dxa"/>
@@ -928,9 +916,6 @@
         </w:tc>
       </w:tr>
       <w:tr>
-        <w:trPr>
-          <w:jc w:val="center"/>
-        </w:trPr>
         <w:tc>
           <w:tcPr>
             <w:tcW w:w="1129" w:type="dxa"/>
@@ -1084,9 +1069,6 @@
         </w:tc>
       </w:tr>
       <w:tr>
-        <w:trPr>
-          <w:jc w:val="center"/>
-        </w:trPr>
         <w:tc>
           <w:tcPr>
             <w:tcW w:w="1129" w:type="dxa"/>
@@ -1240,9 +1222,6 @@
         </w:tc>
       </w:tr>
       <w:tr>
-        <w:trPr>
-          <w:jc w:val="center"/>
-        </w:trPr>
         <w:tc>
           <w:tcPr>
             <w:tcW w:w="1129" w:type="dxa"/>
@@ -1495,9 +1474,6 @@
         </w:tc>
       </w:tr>
       <w:tr>
-        <w:trPr>
-          <w:jc w:val="center"/>
-        </w:trPr>
         <w:tc>
           <w:tcPr>
             <w:tcW w:w="1129" w:type="dxa"/>
@@ -1652,9 +1628,6 @@
         </w:tc>
       </w:tr>
       <w:tr>
-        <w:trPr>
-          <w:jc w:val="center"/>
-        </w:trPr>
         <w:tc>
           <w:tcPr>
             <w:tcW w:w="1129" w:type="dxa"/>

--- a/系統文件/第5章/5-2需求清單.docx
+++ b/系統文件/第5章/5-2需求清單.docx
@@ -2175,6 +2175,15 @@
                 <w:szCs w:val="30"/>
               </w:rPr>
             </w:pPr>
+            <w:r>
+              <w:rPr>
+                <w:rFonts w:hint="eastAsia"/>
+                <w:color w:val="000000" w:themeColor="text1"/>
+                <w:sz w:val="30"/>
+                <w:szCs w:val="30"/>
+              </w:rPr>
+              <w:t xml:space="preserve"> </w:t>
+            </w:r>
           </w:p>
         </w:tc>
       </w:tr>

--- a/系統文件/第5章/5-2需求清單.docx
+++ b/系統文件/第5章/5-2需求清單.docx
@@ -2153,7 +2153,7 @@
                 <w:sz w:val="30"/>
                 <w:szCs w:val="30"/>
               </w:rPr>
-              <w:t>拍照學習</w:t>
+              <w:t>安全需求</w:t>
             </w:r>
           </w:p>
         </w:tc>
@@ -2182,7 +2182,91 @@
                 <w:sz w:val="30"/>
                 <w:szCs w:val="30"/>
               </w:rPr>
-              <w:t xml:space="preserve"> </w:t>
+              <w:t>使用者密碼採加密儲存（</w:t>
+            </w:r>
+            <w:r>
+              <w:rPr>
+                <w:rFonts w:hint="eastAsia"/>
+                <w:color w:val="000000" w:themeColor="text1"/>
+                <w:sz w:val="30"/>
+                <w:szCs w:val="30"/>
+              </w:rPr>
+              <w:t>password_hash</w:t>
+            </w:r>
+            <w:r>
+              <w:rPr>
+                <w:rFonts w:hint="eastAsia"/>
+                <w:color w:val="000000" w:themeColor="text1"/>
+                <w:sz w:val="30"/>
+                <w:szCs w:val="30"/>
+              </w:rPr>
+              <w:t>）</w:t>
+            </w:r>
+          </w:p>
+          <w:p>
+            <w:pPr>
+              <w:pStyle w:val="a4"/>
+              <w:numPr>
+                <w:ilvl w:val="0"/>
+                <w:numId w:val="5"/>
+              </w:numPr>
+              <w:ind w:leftChars="0"/>
+              <w:rPr>
+                <w:color w:val="000000" w:themeColor="text1"/>
+                <w:sz w:val="30"/>
+                <w:szCs w:val="30"/>
+              </w:rPr>
+            </w:pPr>
+            <w:r>
+              <w:rPr>
+                <w:rFonts w:hint="eastAsia"/>
+                <w:color w:val="000000" w:themeColor="text1"/>
+                <w:sz w:val="30"/>
+                <w:szCs w:val="30"/>
+              </w:rPr>
+              <w:t>登入狀態透過</w:t>
+            </w:r>
+            <w:r>
+              <w:rPr>
+                <w:rFonts w:hint="eastAsia"/>
+                <w:color w:val="000000" w:themeColor="text1"/>
+                <w:sz w:val="30"/>
+                <w:szCs w:val="30"/>
+              </w:rPr>
+              <w:t xml:space="preserve"> Firebase Auth </w:t>
+            </w:r>
+            <w:r>
+              <w:rPr>
+                <w:rFonts w:hint="eastAsia"/>
+                <w:color w:val="000000" w:themeColor="text1"/>
+                <w:sz w:val="30"/>
+                <w:szCs w:val="30"/>
+              </w:rPr>
+              <w:t>驗證</w:t>
+            </w:r>
+          </w:p>
+          <w:p>
+            <w:pPr>
+              <w:pStyle w:val="a4"/>
+              <w:numPr>
+                <w:ilvl w:val="0"/>
+                <w:numId w:val="5"/>
+              </w:numPr>
+              <w:ind w:leftChars="0"/>
+              <w:rPr>
+                <w:color w:val="000000" w:themeColor="text1"/>
+                <w:sz w:val="30"/>
+                <w:szCs w:val="30"/>
+              </w:rPr>
+            </w:pPr>
+            <w:r>
+              <w:rPr>
+                <w:rFonts w:hint="eastAsia"/>
+                <w:color w:val="000000" w:themeColor="text1"/>
+                <w:sz w:val="30"/>
+                <w:szCs w:val="30"/>
+              </w:rPr>
+              <w:t>敏感資料（如信用卡資訊）不儲存於本系統</w:t>
             </w:r>
           </w:p>
         </w:tc>

--- a/系統文件/第5章/5-2需求清單.docx
+++ b/系統文件/第5章/5-2需求清單.docx
@@ -2318,7 +2318,7 @@
                 <w:sz w:val="30"/>
                 <w:szCs w:val="30"/>
               </w:rPr>
-              <w:t>單字收藏</w:t>
+              <w:t>可用性需求</w:t>
             </w:r>
           </w:p>
         </w:tc>
@@ -2340,6 +2340,63 @@
                 <w:szCs w:val="30"/>
               </w:rPr>
             </w:pPr>
+            <w:r>
+              <w:rPr>
+                <w:rFonts w:hint="eastAsia"/>
+                <w:color w:val="000000" w:themeColor="text1"/>
+                <w:sz w:val="30"/>
+                <w:szCs w:val="30"/>
+              </w:rPr>
+              <w:t>介面採用中文化設計，操作簡單直覺</w:t>
+            </w:r>
+          </w:p>
+          <w:p>
+            <w:pPr>
+              <w:pStyle w:val="a4"/>
+              <w:numPr>
+                <w:ilvl w:val="0"/>
+                <w:numId w:val="3"/>
+              </w:numPr>
+              <w:ind w:leftChars="0"/>
+              <w:rPr>
+                <w:color w:val="000000" w:themeColor="text1"/>
+                <w:sz w:val="30"/>
+                <w:szCs w:val="30"/>
+              </w:rPr>
+            </w:pPr>
+            <w:r>
+              <w:rPr>
+                <w:rFonts w:hint="eastAsia"/>
+                <w:color w:val="000000" w:themeColor="text1"/>
+                <w:sz w:val="30"/>
+                <w:szCs w:val="30"/>
+              </w:rPr>
+              <w:t>支援字體大小調整，適合不同年齡層</w:t>
+            </w:r>
+          </w:p>
+          <w:p>
+            <w:pPr>
+              <w:pStyle w:val="a4"/>
+              <w:numPr>
+                <w:ilvl w:val="0"/>
+                <w:numId w:val="3"/>
+              </w:numPr>
+              <w:ind w:leftChars="0"/>
+              <w:rPr>
+                <w:color w:val="000000" w:themeColor="text1"/>
+                <w:sz w:val="30"/>
+                <w:szCs w:val="30"/>
+              </w:rPr>
+            </w:pPr>
+            <w:r>
+              <w:rPr>
+                <w:rFonts w:hint="eastAsia"/>
+                <w:color w:val="000000" w:themeColor="text1"/>
+                <w:sz w:val="30"/>
+                <w:szCs w:val="30"/>
+              </w:rPr>
+              <w:t>操作流程符合一般使用者習慣</w:t>
+            </w:r>
           </w:p>
         </w:tc>
       </w:tr>
@@ -2454,6 +2511,7 @@
                 <w:sz w:val="30"/>
                 <w:szCs w:val="30"/>
               </w:rPr>
+              <w:lastRenderedPageBreak/>
               <w:t>B05</w:t>
             </w:r>
           </w:p>

--- a/系統文件/第5章/5-2需求清單.docx
+++ b/系統文件/第5章/5-2需求清單.docx
@@ -2447,24 +2447,7 @@
                 <w:sz w:val="30"/>
                 <w:szCs w:val="30"/>
               </w:rPr>
-              <w:t>A</w:t>
-            </w:r>
-            <w:r>
-              <w:rPr>
-                <w:color w:val="000000" w:themeColor="text1"/>
-                <w:sz w:val="30"/>
-                <w:szCs w:val="30"/>
-              </w:rPr>
-              <w:t>I</w:t>
-            </w:r>
-            <w:r>
-              <w:rPr>
-                <w:rFonts w:hint="eastAsia"/>
-                <w:color w:val="000000" w:themeColor="text1"/>
-                <w:sz w:val="30"/>
-                <w:szCs w:val="30"/>
-              </w:rPr>
-              <w:t>對話練習</w:t>
+              <w:t>相容性需求</w:t>
             </w:r>
           </w:p>
         </w:tc>
@@ -2486,6 +2469,136 @@
                 <w:szCs w:val="30"/>
               </w:rPr>
             </w:pPr>
+            <w:r>
+              <w:rPr>
+                <w:rFonts w:hint="eastAsia"/>
+                <w:color w:val="000000" w:themeColor="text1"/>
+                <w:sz w:val="30"/>
+                <w:szCs w:val="30"/>
+              </w:rPr>
+              <w:t>支援</w:t>
+            </w:r>
+            <w:r>
+              <w:rPr>
+                <w:rFonts w:hint="eastAsia"/>
+                <w:color w:val="000000" w:themeColor="text1"/>
+                <w:sz w:val="30"/>
+                <w:szCs w:val="30"/>
+              </w:rPr>
+              <w:t xml:space="preserve"> Android </w:t>
+            </w:r>
+            <w:r>
+              <w:rPr>
+                <w:rFonts w:hint="eastAsia"/>
+                <w:color w:val="000000" w:themeColor="text1"/>
+                <w:sz w:val="30"/>
+                <w:szCs w:val="30"/>
+              </w:rPr>
+              <w:t>系統</w:t>
+            </w:r>
+          </w:p>
+          <w:p>
+            <w:pPr>
+              <w:pStyle w:val="a4"/>
+              <w:numPr>
+                <w:ilvl w:val="0"/>
+                <w:numId w:val="4"/>
+              </w:numPr>
+              <w:ind w:leftChars="0"/>
+              <w:rPr>
+                <w:color w:val="000000" w:themeColor="text1"/>
+                <w:sz w:val="30"/>
+                <w:szCs w:val="30"/>
+              </w:rPr>
+            </w:pPr>
+            <w:r>
+              <w:rPr>
+                <w:rFonts w:hint="eastAsia"/>
+                <w:color w:val="000000" w:themeColor="text1"/>
+                <w:sz w:val="30"/>
+                <w:szCs w:val="30"/>
+              </w:rPr>
+              <w:lastRenderedPageBreak/>
+              <w:t>支援</w:t>
+            </w:r>
+            <w:r>
+              <w:rPr>
+                <w:rFonts w:hint="eastAsia"/>
+                <w:color w:val="000000" w:themeColor="text1"/>
+                <w:sz w:val="30"/>
+                <w:szCs w:val="30"/>
+              </w:rPr>
+              <w:t xml:space="preserve"> Web </w:t>
+            </w:r>
+            <w:r>
+              <w:rPr>
+                <w:rFonts w:hint="eastAsia"/>
+                <w:color w:val="000000" w:themeColor="text1"/>
+                <w:sz w:val="30"/>
+                <w:szCs w:val="30"/>
+              </w:rPr>
+              <w:t>瀏覽器（</w:t>
+            </w:r>
+            <w:r>
+              <w:rPr>
+                <w:rFonts w:hint="eastAsia"/>
+                <w:color w:val="000000" w:themeColor="text1"/>
+                <w:sz w:val="30"/>
+                <w:szCs w:val="30"/>
+              </w:rPr>
+              <w:t>Chrome</w:t>
+            </w:r>
+            <w:r>
+              <w:rPr>
+                <w:rFonts w:hint="eastAsia"/>
+                <w:color w:val="000000" w:themeColor="text1"/>
+                <w:sz w:val="30"/>
+                <w:szCs w:val="30"/>
+              </w:rPr>
+              <w:t>、</w:t>
+            </w:r>
+            <w:r>
+              <w:rPr>
+                <w:rFonts w:hint="eastAsia"/>
+                <w:color w:val="000000" w:themeColor="text1"/>
+                <w:sz w:val="30"/>
+                <w:szCs w:val="30"/>
+              </w:rPr>
+              <w:t>Edge</w:t>
+            </w:r>
+            <w:r>
+              <w:rPr>
+                <w:rFonts w:hint="eastAsia"/>
+                <w:color w:val="000000" w:themeColor="text1"/>
+                <w:sz w:val="30"/>
+                <w:szCs w:val="30"/>
+              </w:rPr>
+              <w:t>）</w:t>
+            </w:r>
+          </w:p>
+          <w:p>
+            <w:pPr>
+              <w:pStyle w:val="a4"/>
+              <w:numPr>
+                <w:ilvl w:val="0"/>
+                <w:numId w:val="4"/>
+              </w:numPr>
+              <w:ind w:leftChars="0"/>
+              <w:rPr>
+                <w:color w:val="000000" w:themeColor="text1"/>
+                <w:sz w:val="30"/>
+                <w:szCs w:val="30"/>
+              </w:rPr>
+            </w:pPr>
+            <w:r>
+              <w:rPr>
+                <w:rFonts w:hint="eastAsia"/>
+                <w:color w:val="000000" w:themeColor="text1"/>
+                <w:sz w:val="30"/>
+                <w:szCs w:val="30"/>
+              </w:rPr>
+              <w:t>適應不同螢幕尺寸</w:t>
+            </w:r>
           </w:p>
         </w:tc>
       </w:tr>

--- a/系統文件/第5章/5-2需求清單.docx
+++ b/系統文件/第5章/5-2需求清單.docx
@@ -2650,7 +2650,7 @@
                 <w:sz w:val="30"/>
                 <w:szCs w:val="30"/>
               </w:rPr>
-              <w:t>個人檔案</w:t>
+              <w:t>可維護性</w:t>
             </w:r>
           </w:p>
         </w:tc>
@@ -2672,6 +2672,63 @@
                 <w:szCs w:val="30"/>
               </w:rPr>
             </w:pPr>
+            <w:r>
+              <w:rPr>
+                <w:rFonts w:hint="eastAsia"/>
+                <w:color w:val="000000" w:themeColor="text1"/>
+                <w:sz w:val="30"/>
+                <w:szCs w:val="30"/>
+              </w:rPr>
+              <w:t>採前後端分離架構，方便獨立維護</w:t>
+            </w:r>
+          </w:p>
+          <w:p>
+            <w:pPr>
+              <w:pStyle w:val="a4"/>
+              <w:numPr>
+                <w:ilvl w:val="0"/>
+                <w:numId w:val="4"/>
+              </w:numPr>
+              <w:ind w:leftChars="0"/>
+              <w:rPr>
+                <w:color w:val="000000" w:themeColor="text1"/>
+                <w:sz w:val="30"/>
+                <w:szCs w:val="30"/>
+              </w:rPr>
+            </w:pPr>
+            <w:r>
+              <w:rPr>
+                <w:rFonts w:hint="eastAsia"/>
+                <w:color w:val="000000" w:themeColor="text1"/>
+                <w:sz w:val="30"/>
+                <w:szCs w:val="30"/>
+              </w:rPr>
+              <w:t>資料庫支援欄位擴充</w:t>
+            </w:r>
+          </w:p>
+          <w:p>
+            <w:pPr>
+              <w:pStyle w:val="a4"/>
+              <w:numPr>
+                <w:ilvl w:val="0"/>
+                <w:numId w:val="4"/>
+              </w:numPr>
+              <w:ind w:leftChars="0"/>
+              <w:rPr>
+                <w:color w:val="000000" w:themeColor="text1"/>
+                <w:sz w:val="30"/>
+                <w:szCs w:val="30"/>
+              </w:rPr>
+            </w:pPr>
+            <w:r>
+              <w:rPr>
+                <w:rFonts w:hint="eastAsia"/>
+                <w:color w:val="000000" w:themeColor="text1"/>
+                <w:sz w:val="30"/>
+                <w:szCs w:val="30"/>
+              </w:rPr>
+              <w:t>程式碼模組化設計</w:t>
+            </w:r>
           </w:p>
         </w:tc>
       </w:tr>
